--- a/LY_THUYET/BUOI6/1250080208_DoTienTri.docx
+++ b/LY_THUYET/BUOI6/1250080208_DoTienTri.docx
@@ -195,7 +195,7 @@
             </w14:solidFill>
           </w14:textFill>
         </w:rPr>
-        <w:t xml:space="preserve">select distinct </w:t>
+        <w:t>select distinct n.tennh from ngan_hang n</w:t>
       </w:r>
       <w:r>
         <w:rPr>
@@ -210,7 +210,7 @@
             </w14:solidFill>
           </w14:textFill>
         </w:rPr>
-        <w:t>n</w:t>
+        <w:br w:type="textWrapping"/>
       </w:r>
       <w:r>
         <w:rPr>
@@ -225,220 +225,8 @@
             </w14:solidFill>
           </w14:textFill>
         </w:rPr>
-        <w:t>.</w:t>
-      </w:r>
-      <w:r>
-        <w:rPr>
-          <w:rFonts w:hint="default" w:ascii="Times New Roman" w:hAnsi="Times New Roman" w:eastAsia="monospace" w:cs="Times New Roman"/>
-          <w:color w:val="000000" w:themeColor="text1"/>
-          <w:sz w:val="24"/>
-          <w:szCs w:val="24"/>
-          <w:shd w:val="clear" w:fill="FFFFFF"/>
-          <w14:textFill>
-            <w14:solidFill>
-              <w14:schemeClr w14:val="tx1"/>
-            </w14:solidFill>
-          </w14:textFill>
-        </w:rPr>
-        <w:t xml:space="preserve">tennh </w:t>
-      </w:r>
-      <w:r>
-        <w:rPr>
-          <w:rFonts w:hint="default" w:ascii="Times New Roman" w:hAnsi="Times New Roman" w:eastAsia="monospace" w:cs="Times New Roman"/>
-          <w:color w:val="000000" w:themeColor="text1"/>
-          <w:sz w:val="24"/>
-          <w:szCs w:val="24"/>
-          <w:shd w:val="clear" w:fill="FFFFFF"/>
-          <w14:textFill>
-            <w14:solidFill>
-              <w14:schemeClr w14:val="tx1"/>
-            </w14:solidFill>
-          </w14:textFill>
-        </w:rPr>
-        <w:t xml:space="preserve">from </w:t>
-      </w:r>
-      <w:r>
-        <w:rPr>
-          <w:rFonts w:hint="default" w:ascii="Times New Roman" w:hAnsi="Times New Roman" w:eastAsia="monospace" w:cs="Times New Roman"/>
-          <w:color w:val="000000" w:themeColor="text1"/>
-          <w:sz w:val="24"/>
-          <w:szCs w:val="24"/>
-          <w:shd w:val="clear" w:fill="FFFFFF"/>
-          <w14:textFill>
-            <w14:solidFill>
-              <w14:schemeClr w14:val="tx1"/>
-            </w14:solidFill>
-          </w14:textFill>
-        </w:rPr>
-        <w:t>ngan_hang n</w:t>
-      </w:r>
-      <w:r>
-        <w:rPr>
-          <w:rFonts w:hint="default" w:ascii="Times New Roman" w:hAnsi="Times New Roman" w:eastAsia="monospace" w:cs="Times New Roman"/>
-          <w:color w:val="000000" w:themeColor="text1"/>
-          <w:sz w:val="24"/>
-          <w:szCs w:val="24"/>
-          <w:shd w:val="clear" w:fill="FFFFFF"/>
-          <w14:textFill>
-            <w14:solidFill>
-              <w14:schemeClr w14:val="tx1"/>
-            </w14:solidFill>
-          </w14:textFill>
-        </w:rPr>
-        <w:br w:type="textWrapping"/>
-      </w:r>
-      <w:r>
-        <w:rPr>
-          <w:rFonts w:hint="default" w:ascii="Times New Roman" w:hAnsi="Times New Roman" w:eastAsia="monospace" w:cs="Times New Roman"/>
-          <w:color w:val="000000" w:themeColor="text1"/>
-          <w:sz w:val="24"/>
-          <w:szCs w:val="24"/>
-          <w:shd w:val="clear" w:fill="FFFFFF"/>
-          <w14:textFill>
-            <w14:solidFill>
-              <w14:schemeClr w14:val="tx1"/>
-            </w14:solidFill>
-          </w14:textFill>
-        </w:rPr>
-        <w:t xml:space="preserve">join </w:t>
-      </w:r>
-      <w:r>
-        <w:rPr>
-          <w:rFonts w:hint="default" w:ascii="Times New Roman" w:hAnsi="Times New Roman" w:eastAsia="monospace" w:cs="Times New Roman"/>
-          <w:color w:val="000000" w:themeColor="text1"/>
-          <w:sz w:val="24"/>
-          <w:szCs w:val="24"/>
-          <w:shd w:val="clear" w:fill="FFFFFF"/>
-          <w14:textFill>
-            <w14:solidFill>
-              <w14:schemeClr w14:val="tx1"/>
-            </w14:solidFill>
-          </w14:textFill>
-        </w:rPr>
-        <w:t xml:space="preserve">chi_nhanh c </w:t>
-      </w:r>
-      <w:r>
-        <w:rPr>
-          <w:rFonts w:hint="default" w:ascii="Times New Roman" w:hAnsi="Times New Roman" w:eastAsia="monospace" w:cs="Times New Roman"/>
-          <w:color w:val="000000" w:themeColor="text1"/>
-          <w:sz w:val="24"/>
-          <w:szCs w:val="24"/>
-          <w:shd w:val="clear" w:fill="FFFFFF"/>
-          <w14:textFill>
-            <w14:solidFill>
-              <w14:schemeClr w14:val="tx1"/>
-            </w14:solidFill>
-          </w14:textFill>
-        </w:rPr>
-        <w:t xml:space="preserve">on </w:t>
-      </w:r>
-      <w:r>
-        <w:rPr>
-          <w:rFonts w:hint="default" w:ascii="Times New Roman" w:hAnsi="Times New Roman" w:eastAsia="monospace" w:cs="Times New Roman"/>
-          <w:color w:val="000000" w:themeColor="text1"/>
-          <w:sz w:val="24"/>
-          <w:szCs w:val="24"/>
-          <w:shd w:val="clear" w:fill="FFFFFF"/>
-          <w14:textFill>
-            <w14:solidFill>
-              <w14:schemeClr w14:val="tx1"/>
-            </w14:solidFill>
-          </w14:textFill>
-        </w:rPr>
-        <w:t>n</w:t>
-      </w:r>
-      <w:r>
-        <w:rPr>
-          <w:rFonts w:hint="default" w:ascii="Times New Roman" w:hAnsi="Times New Roman" w:eastAsia="monospace" w:cs="Times New Roman"/>
-          <w:color w:val="000000" w:themeColor="text1"/>
-          <w:sz w:val="24"/>
-          <w:szCs w:val="24"/>
-          <w:shd w:val="clear" w:fill="FFFFFF"/>
-          <w14:textFill>
-            <w14:solidFill>
-              <w14:schemeClr w14:val="tx1"/>
-            </w14:solidFill>
-          </w14:textFill>
-        </w:rPr>
-        <w:t>.</w:t>
-      </w:r>
-      <w:r>
-        <w:rPr>
-          <w:rFonts w:hint="default" w:ascii="Times New Roman" w:hAnsi="Times New Roman" w:eastAsia="monospace" w:cs="Times New Roman"/>
-          <w:color w:val="000000" w:themeColor="text1"/>
-          <w:sz w:val="24"/>
-          <w:szCs w:val="24"/>
-          <w:shd w:val="clear" w:fill="FFFFFF"/>
-          <w14:textFill>
-            <w14:solidFill>
-              <w14:schemeClr w14:val="tx1"/>
-            </w14:solidFill>
-          </w14:textFill>
-        </w:rPr>
-        <w:t xml:space="preserve">manh </w:t>
-      </w:r>
-      <w:r>
-        <w:rPr>
-          <w:rFonts w:hint="default" w:ascii="Times New Roman" w:hAnsi="Times New Roman" w:eastAsia="monospace" w:cs="Times New Roman"/>
-          <w:color w:val="000000" w:themeColor="text1"/>
-          <w:sz w:val="24"/>
-          <w:szCs w:val="24"/>
-          <w:shd w:val="clear" w:fill="FFFFFF"/>
-          <w14:textFill>
-            <w14:solidFill>
-              <w14:schemeClr w14:val="tx1"/>
-            </w14:solidFill>
-          </w14:textFill>
-        </w:rPr>
-        <w:t xml:space="preserve">= </w:t>
-      </w:r>
-      <w:r>
-        <w:rPr>
-          <w:rFonts w:hint="default" w:ascii="Times New Roman" w:hAnsi="Times New Roman" w:eastAsia="monospace" w:cs="Times New Roman"/>
-          <w:color w:val="000000" w:themeColor="text1"/>
-          <w:sz w:val="24"/>
-          <w:szCs w:val="24"/>
-          <w:shd w:val="clear" w:fill="FFFFFF"/>
-          <w14:textFill>
-            <w14:solidFill>
-              <w14:schemeClr w14:val="tx1"/>
-            </w14:solidFill>
-          </w14:textFill>
-        </w:rPr>
-        <w:t>c</w:t>
-      </w:r>
-      <w:r>
-        <w:rPr>
-          <w:rFonts w:hint="default" w:ascii="Times New Roman" w:hAnsi="Times New Roman" w:eastAsia="monospace" w:cs="Times New Roman"/>
-          <w:color w:val="000000" w:themeColor="text1"/>
-          <w:sz w:val="24"/>
-          <w:szCs w:val="24"/>
-          <w:shd w:val="clear" w:fill="FFFFFF"/>
-          <w14:textFill>
-            <w14:solidFill>
-              <w14:schemeClr w14:val="tx1"/>
-            </w14:solidFill>
-          </w14:textFill>
-        </w:rPr>
-        <w:t>.</w:t>
-      </w:r>
-      <w:r>
-        <w:rPr>
-          <w:rFonts w:hint="default" w:ascii="Times New Roman" w:hAnsi="Times New Roman" w:eastAsia="monospace" w:cs="Times New Roman"/>
-          <w:color w:val="000000" w:themeColor="text1"/>
-          <w:sz w:val="24"/>
-          <w:szCs w:val="24"/>
-          <w:shd w:val="clear" w:fill="FFFFFF"/>
-          <w14:textFill>
-            <w14:solidFill>
-              <w14:schemeClr w14:val="tx1"/>
-            </w14:solidFill>
-          </w14:textFill>
-        </w:rPr>
-        <w:t>manh</w:t>
-      </w:r>
-      <w:bookmarkStart w:id="0" w:name="_GoBack"/>
-      <w:bookmarkEnd w:id="0"/>
+        <w:t>join chi_nhanh c on n.manh = c.manh</w:t>
+      </w:r>
       <w:r>
         <w:rPr>
           <w:rFonts w:hint="default" w:ascii="Times New Roman" w:hAnsi="Times New Roman" w:eastAsia="monospace" w:cs="Times New Roman"/>
@@ -499,155 +287,56 @@
             </w14:solidFill>
           </w14:textFill>
         </w:rPr>
-        <w:t>(</w:t>
-      </w:r>
-      <w:r>
-        <w:rPr>
-          <w:rFonts w:hint="default" w:ascii="Times New Roman" w:hAnsi="Times New Roman" w:eastAsia="monospace" w:cs="Times New Roman"/>
-          <w:color w:val="000000" w:themeColor="text1"/>
-          <w:sz w:val="24"/>
-          <w:szCs w:val="24"/>
-          <w:shd w:val="clear" w:fill="FFFFFF"/>
-          <w14:textFill>
-            <w14:solidFill>
-              <w14:schemeClr w14:val="tx1"/>
-            </w14:solidFill>
-          </w14:textFill>
-        </w:rPr>
-        <w:t>c</w:t>
-      </w:r>
-      <w:r>
-        <w:rPr>
-          <w:rFonts w:hint="default" w:ascii="Times New Roman" w:hAnsi="Times New Roman" w:eastAsia="monospace" w:cs="Times New Roman"/>
-          <w:color w:val="000000" w:themeColor="text1"/>
-          <w:sz w:val="24"/>
-          <w:szCs w:val="24"/>
-          <w:shd w:val="clear" w:fill="FFFFFF"/>
-          <w14:textFill>
-            <w14:solidFill>
-              <w14:schemeClr w14:val="tx1"/>
-            </w14:solidFill>
-          </w14:textFill>
-        </w:rPr>
-        <w:t>.</w:t>
-      </w:r>
-      <w:r>
-        <w:rPr>
-          <w:rFonts w:hint="default" w:ascii="Times New Roman" w:hAnsi="Times New Roman" w:eastAsia="monospace" w:cs="Times New Roman"/>
-          <w:color w:val="000000" w:themeColor="text1"/>
-          <w:sz w:val="24"/>
-          <w:szCs w:val="24"/>
-          <w:shd w:val="clear" w:fill="FFFFFF"/>
-          <w14:textFill>
-            <w14:solidFill>
-              <w14:schemeClr w14:val="tx1"/>
-            </w14:solidFill>
-          </w14:textFill>
-        </w:rPr>
-        <w:t>thanhphocn</w:t>
-      </w:r>
-      <w:r>
-        <w:rPr>
-          <w:rFonts w:hint="default" w:ascii="Times New Roman" w:hAnsi="Times New Roman" w:eastAsia="monospace" w:cs="Times New Roman"/>
-          <w:color w:val="000000" w:themeColor="text1"/>
-          <w:sz w:val="24"/>
-          <w:szCs w:val="24"/>
-          <w:shd w:val="clear" w:fill="FFFFFF"/>
-          <w14:textFill>
-            <w14:solidFill>
-              <w14:schemeClr w14:val="tx1"/>
-            </w14:solidFill>
-          </w14:textFill>
-        </w:rPr>
-        <w:t xml:space="preserve">) = </w:t>
-      </w:r>
-      <w:r>
-        <w:rPr>
-          <w:rFonts w:hint="default" w:ascii="Times New Roman" w:hAnsi="Times New Roman" w:eastAsia="monospace" w:cs="Times New Roman"/>
-          <w:color w:val="000000" w:themeColor="text1"/>
-          <w:sz w:val="24"/>
-          <w:szCs w:val="24"/>
-          <w:shd w:val="clear" w:fill="FFFFFF"/>
-          <w14:textFill>
-            <w14:solidFill>
-              <w14:schemeClr w14:val="tx1"/>
-            </w14:solidFill>
-          </w14:textFill>
-        </w:rPr>
-        <w:t>'da lat'</w:t>
-      </w:r>
-      <w:r>
-        <w:rPr>
-          <w:rFonts w:hint="default" w:ascii="Times New Roman" w:hAnsi="Times New Roman" w:eastAsia="monospace" w:cs="Times New Roman"/>
-          <w:color w:val="000000" w:themeColor="text1"/>
-          <w:sz w:val="24"/>
-          <w:szCs w:val="24"/>
-          <w:shd w:val="clear" w:fill="FFFFFF"/>
-          <w14:textFill>
-            <w14:solidFill>
-              <w14:schemeClr w14:val="tx1"/>
-            </w14:solidFill>
-          </w14:textFill>
-        </w:rPr>
-        <w:t>;</w:t>
-      </w:r>
-    </w:p>
-    <w:p>
-      <w:pPr>
-        <w:numPr>
-          <w:numId w:val="0"/>
-        </w:numPr>
-        <w:ind w:leftChars="0"/>
-        <w:rPr>
-          <w:rFonts w:hint="default" w:ascii="Times New Roman" w:hAnsi="Times New Roman" w:cs="Times New Roman"/>
-          <w:color w:val="000000" w:themeColor="text1"/>
-          <w:sz w:val="24"/>
-          <w:szCs w:val="24"/>
-          <w:lang w:val="vi-VN"/>
-          <w14:textFill>
-            <w14:solidFill>
-              <w14:schemeClr w14:val="tx1"/>
-            </w14:solidFill>
-          </w14:textFill>
-        </w:rPr>
-      </w:pPr>
-    </w:p>
-    <w:p>
-      <w:pPr>
-        <w:numPr>
-          <w:numId w:val="0"/>
-        </w:numPr>
-        <w:ind w:leftChars="0"/>
-        <w:rPr>
-          <w:rFonts w:hint="default" w:ascii="Times New Roman" w:hAnsi="Times New Roman" w:cs="Times New Roman"/>
-          <w:color w:val="000000" w:themeColor="text1"/>
-          <w:sz w:val="24"/>
-          <w:szCs w:val="24"/>
-          <w:lang w:val="vi-VN"/>
-          <w14:textFill>
-            <w14:solidFill>
-              <w14:schemeClr w14:val="tx1"/>
-            </w14:solidFill>
-          </w14:textFill>
-        </w:rPr>
-      </w:pPr>
-      <w:r>
-        <w:rPr>
-          <w:rFonts w:hint="default" w:ascii="Times New Roman" w:hAnsi="Times New Roman" w:cs="Times New Roman"/>
-          <w:color w:val="000000" w:themeColor="text1"/>
-          <w:sz w:val="24"/>
-          <w:szCs w:val="24"/>
-          <w14:textFill>
-            <w14:solidFill>
-              <w14:schemeClr w14:val="tx1"/>
-            </w14:solidFill>
-          </w14:textFill>
-        </w:rPr>
+        <w:t>(c.thanhphocn) = 'da lat';</w:t>
+      </w:r>
+    </w:p>
+    <w:p>
+      <w:pPr>
+        <w:numPr>
+          <w:ilvl w:val="0"/>
+          <w:numId w:val="0"/>
+        </w:numPr>
+        <w:ind w:leftChars="0"/>
+        <w:rPr>
+          <w:rFonts w:hint="default" w:ascii="Times New Roman" w:hAnsi="Times New Roman" w:cs="Times New Roman"/>
+          <w:color w:val="000000" w:themeColor="text1"/>
+          <w:sz w:val="24"/>
+          <w:szCs w:val="24"/>
+          <w:lang w:val="vi-VN"/>
+          <w14:textFill>
+            <w14:solidFill>
+              <w14:schemeClr w14:val="tx1"/>
+            </w14:solidFill>
+          </w14:textFill>
+        </w:rPr>
+      </w:pPr>
+    </w:p>
+    <w:p>
+      <w:pPr>
+        <w:numPr>
+          <w:ilvl w:val="0"/>
+          <w:numId w:val="0"/>
+        </w:numPr>
+        <w:ind w:leftChars="0"/>
+        <w:rPr>
+          <w:rFonts w:hint="default" w:ascii="Times New Roman" w:hAnsi="Times New Roman" w:cs="Times New Roman"/>
+          <w:color w:val="000000" w:themeColor="text1"/>
+          <w:sz w:val="24"/>
+          <w:szCs w:val="24"/>
+          <w:lang w:val="vi-VN"/>
+          <w14:textFill>
+            <w14:solidFill>
+              <w14:schemeClr w14:val="tx1"/>
+            </w14:solidFill>
+          </w14:textFill>
+        </w:rPr>
+      </w:pPr>
+      <w:r>
         <w:drawing>
           <wp:inline distT="0" distB="0" distL="114300" distR="114300">
-            <wp:extent cx="5269865" cy="2371090"/>
-            <wp:effectExtent l="0" t="0" r="6985" b="10160"/>
-            <wp:docPr id="1" name="Picture 1"/>
+            <wp:extent cx="5270500" cy="1976755"/>
+            <wp:effectExtent l="0" t="0" r="6350" b="4445"/>
+            <wp:docPr id="21" name="Picture 1"/>
             <wp:cNvGraphicFramePr>
               <a:graphicFrameLocks xmlns:a="http://schemas.openxmlformats.org/drawingml/2006/main" noChangeAspect="1"/>
             </wp:cNvGraphicFramePr>
@@ -655,7 +344,7 @@
               <a:graphicData uri="http://schemas.openxmlformats.org/drawingml/2006/picture">
                 <pic:pic xmlns:pic="http://schemas.openxmlformats.org/drawingml/2006/picture">
                   <pic:nvPicPr>
-                    <pic:cNvPr id="1" name="Picture 1"/>
+                    <pic:cNvPr id="21" name="Picture 1"/>
                     <pic:cNvPicPr>
                       <a:picLocks noChangeAspect="1"/>
                     </pic:cNvPicPr>
@@ -669,7 +358,7 @@
                   <pic:spPr>
                     <a:xfrm>
                       <a:off x="0" y="0"/>
-                      <a:ext cx="5269865" cy="2371090"/>
+                      <a:ext cx="5270500" cy="1976755"/>
                     </a:xfrm>
                     <a:prstGeom prst="rect">
                       <a:avLst/>
@@ -755,7 +444,7 @@
             </w14:solidFill>
           </w14:textFill>
         </w:rPr>
-        <w:t xml:space="preserve">select distinct </w:t>
+        <w:t>select distinct c.thanhphocn from chi_nhanh c</w:t>
       </w:r>
       <w:r>
         <w:rPr>
@@ -770,7 +459,7 @@
             </w14:solidFill>
           </w14:textFill>
         </w:rPr>
-        <w:t>c</w:t>
+        <w:br w:type="textWrapping"/>
       </w:r>
       <w:r>
         <w:rPr>
@@ -785,217 +474,7 @@
             </w14:solidFill>
           </w14:textFill>
         </w:rPr>
-        <w:t>.</w:t>
-      </w:r>
-      <w:r>
-        <w:rPr>
-          <w:rFonts w:hint="default" w:ascii="Times New Roman" w:hAnsi="Times New Roman" w:eastAsia="monospace" w:cs="Times New Roman"/>
-          <w:color w:val="000000" w:themeColor="text1"/>
-          <w:sz w:val="24"/>
-          <w:szCs w:val="24"/>
-          <w:shd w:val="clear" w:fill="FFFFFF"/>
-          <w14:textFill>
-            <w14:solidFill>
-              <w14:schemeClr w14:val="tx1"/>
-            </w14:solidFill>
-          </w14:textFill>
-        </w:rPr>
-        <w:t xml:space="preserve">thanhphocn </w:t>
-      </w:r>
-      <w:r>
-        <w:rPr>
-          <w:rFonts w:hint="default" w:ascii="Times New Roman" w:hAnsi="Times New Roman" w:eastAsia="monospace" w:cs="Times New Roman"/>
-          <w:color w:val="000000" w:themeColor="text1"/>
-          <w:sz w:val="24"/>
-          <w:szCs w:val="24"/>
-          <w:shd w:val="clear" w:fill="FFFFFF"/>
-          <w14:textFill>
-            <w14:solidFill>
-              <w14:schemeClr w14:val="tx1"/>
-            </w14:solidFill>
-          </w14:textFill>
-        </w:rPr>
-        <w:t xml:space="preserve">from </w:t>
-      </w:r>
-      <w:r>
-        <w:rPr>
-          <w:rFonts w:hint="default" w:ascii="Times New Roman" w:hAnsi="Times New Roman" w:eastAsia="monospace" w:cs="Times New Roman"/>
-          <w:color w:val="000000" w:themeColor="text1"/>
-          <w:sz w:val="24"/>
-          <w:szCs w:val="24"/>
-          <w:shd w:val="clear" w:fill="FFFFFF"/>
-          <w14:textFill>
-            <w14:solidFill>
-              <w14:schemeClr w14:val="tx1"/>
-            </w14:solidFill>
-          </w14:textFill>
-        </w:rPr>
-        <w:t>chi_nhanh c</w:t>
-      </w:r>
-      <w:r>
-        <w:rPr>
-          <w:rFonts w:hint="default" w:ascii="Times New Roman" w:hAnsi="Times New Roman" w:eastAsia="monospace" w:cs="Times New Roman"/>
-          <w:color w:val="000000" w:themeColor="text1"/>
-          <w:sz w:val="24"/>
-          <w:szCs w:val="24"/>
-          <w:shd w:val="clear" w:fill="FFFFFF"/>
-          <w14:textFill>
-            <w14:solidFill>
-              <w14:schemeClr w14:val="tx1"/>
-            </w14:solidFill>
-          </w14:textFill>
-        </w:rPr>
-        <w:br w:type="textWrapping"/>
-      </w:r>
-      <w:r>
-        <w:rPr>
-          <w:rFonts w:hint="default" w:ascii="Times New Roman" w:hAnsi="Times New Roman" w:eastAsia="monospace" w:cs="Times New Roman"/>
-          <w:color w:val="000000" w:themeColor="text1"/>
-          <w:sz w:val="24"/>
-          <w:szCs w:val="24"/>
-          <w:shd w:val="clear" w:fill="FFFFFF"/>
-          <w14:textFill>
-            <w14:solidFill>
-              <w14:schemeClr w14:val="tx1"/>
-            </w14:solidFill>
-          </w14:textFill>
-        </w:rPr>
-        <w:t xml:space="preserve">join </w:t>
-      </w:r>
-      <w:r>
-        <w:rPr>
-          <w:rFonts w:hint="default" w:ascii="Times New Roman" w:hAnsi="Times New Roman" w:eastAsia="monospace" w:cs="Times New Roman"/>
-          <w:color w:val="000000" w:themeColor="text1"/>
-          <w:sz w:val="24"/>
-          <w:szCs w:val="24"/>
-          <w:shd w:val="clear" w:fill="FFFFFF"/>
-          <w14:textFill>
-            <w14:solidFill>
-              <w14:schemeClr w14:val="tx1"/>
-            </w14:solidFill>
-          </w14:textFill>
-        </w:rPr>
-        <w:t xml:space="preserve">ngan_hang n </w:t>
-      </w:r>
-      <w:r>
-        <w:rPr>
-          <w:rFonts w:hint="default" w:ascii="Times New Roman" w:hAnsi="Times New Roman" w:eastAsia="monospace" w:cs="Times New Roman"/>
-          <w:color w:val="000000" w:themeColor="text1"/>
-          <w:sz w:val="24"/>
-          <w:szCs w:val="24"/>
-          <w:shd w:val="clear" w:fill="FFFFFF"/>
-          <w14:textFill>
-            <w14:solidFill>
-              <w14:schemeClr w14:val="tx1"/>
-            </w14:solidFill>
-          </w14:textFill>
-        </w:rPr>
-        <w:t xml:space="preserve">on </w:t>
-      </w:r>
-      <w:r>
-        <w:rPr>
-          <w:rFonts w:hint="default" w:ascii="Times New Roman" w:hAnsi="Times New Roman" w:eastAsia="monospace" w:cs="Times New Roman"/>
-          <w:color w:val="000000" w:themeColor="text1"/>
-          <w:sz w:val="24"/>
-          <w:szCs w:val="24"/>
-          <w:shd w:val="clear" w:fill="FFFFFF"/>
-          <w14:textFill>
-            <w14:solidFill>
-              <w14:schemeClr w14:val="tx1"/>
-            </w14:solidFill>
-          </w14:textFill>
-        </w:rPr>
-        <w:t>c</w:t>
-      </w:r>
-      <w:r>
-        <w:rPr>
-          <w:rFonts w:hint="default" w:ascii="Times New Roman" w:hAnsi="Times New Roman" w:eastAsia="monospace" w:cs="Times New Roman"/>
-          <w:color w:val="000000" w:themeColor="text1"/>
-          <w:sz w:val="24"/>
-          <w:szCs w:val="24"/>
-          <w:shd w:val="clear" w:fill="FFFFFF"/>
-          <w14:textFill>
-            <w14:solidFill>
-              <w14:schemeClr w14:val="tx1"/>
-            </w14:solidFill>
-          </w14:textFill>
-        </w:rPr>
-        <w:t>.</w:t>
-      </w:r>
-      <w:r>
-        <w:rPr>
-          <w:rFonts w:hint="default" w:ascii="Times New Roman" w:hAnsi="Times New Roman" w:eastAsia="monospace" w:cs="Times New Roman"/>
-          <w:color w:val="000000" w:themeColor="text1"/>
-          <w:sz w:val="24"/>
-          <w:szCs w:val="24"/>
-          <w:shd w:val="clear" w:fill="FFFFFF"/>
-          <w14:textFill>
-            <w14:solidFill>
-              <w14:schemeClr w14:val="tx1"/>
-            </w14:solidFill>
-          </w14:textFill>
-        </w:rPr>
-        <w:t xml:space="preserve">manh </w:t>
-      </w:r>
-      <w:r>
-        <w:rPr>
-          <w:rFonts w:hint="default" w:ascii="Times New Roman" w:hAnsi="Times New Roman" w:eastAsia="monospace" w:cs="Times New Roman"/>
-          <w:color w:val="000000" w:themeColor="text1"/>
-          <w:sz w:val="24"/>
-          <w:szCs w:val="24"/>
-          <w:shd w:val="clear" w:fill="FFFFFF"/>
-          <w14:textFill>
-            <w14:solidFill>
-              <w14:schemeClr w14:val="tx1"/>
-            </w14:solidFill>
-          </w14:textFill>
-        </w:rPr>
-        <w:t xml:space="preserve">= </w:t>
-      </w:r>
-      <w:r>
-        <w:rPr>
-          <w:rFonts w:hint="default" w:ascii="Times New Roman" w:hAnsi="Times New Roman" w:eastAsia="monospace" w:cs="Times New Roman"/>
-          <w:color w:val="000000" w:themeColor="text1"/>
-          <w:sz w:val="24"/>
-          <w:szCs w:val="24"/>
-          <w:shd w:val="clear" w:fill="FFFFFF"/>
-          <w14:textFill>
-            <w14:solidFill>
-              <w14:schemeClr w14:val="tx1"/>
-            </w14:solidFill>
-          </w14:textFill>
-        </w:rPr>
-        <w:t>n</w:t>
-      </w:r>
-      <w:r>
-        <w:rPr>
-          <w:rFonts w:hint="default" w:ascii="Times New Roman" w:hAnsi="Times New Roman" w:eastAsia="monospace" w:cs="Times New Roman"/>
-          <w:color w:val="000000" w:themeColor="text1"/>
-          <w:sz w:val="24"/>
-          <w:szCs w:val="24"/>
-          <w:shd w:val="clear" w:fill="FFFFFF"/>
-          <w14:textFill>
-            <w14:solidFill>
-              <w14:schemeClr w14:val="tx1"/>
-            </w14:solidFill>
-          </w14:textFill>
-        </w:rPr>
-        <w:t>.</w:t>
-      </w:r>
-      <w:r>
-        <w:rPr>
-          <w:rFonts w:hint="default" w:ascii="Times New Roman" w:hAnsi="Times New Roman" w:eastAsia="monospace" w:cs="Times New Roman"/>
-          <w:color w:val="000000" w:themeColor="text1"/>
-          <w:sz w:val="24"/>
-          <w:szCs w:val="24"/>
-          <w:shd w:val="clear" w:fill="FFFFFF"/>
-          <w14:textFill>
-            <w14:solidFill>
-              <w14:schemeClr w14:val="tx1"/>
-            </w14:solidFill>
-          </w14:textFill>
-        </w:rPr>
-        <w:t>manh</w:t>
+        <w:t>join ngan_hang n on c.manh = n.manh</w:t>
       </w:r>
       <w:r>
         <w:rPr>
@@ -1057,170 +536,56 @@
             </w14:solidFill>
           </w14:textFill>
         </w:rPr>
-        <w:t>(</w:t>
-      </w:r>
-      <w:r>
-        <w:rPr>
-          <w:rFonts w:hint="default" w:ascii="Times New Roman" w:hAnsi="Times New Roman" w:eastAsia="monospace" w:cs="Times New Roman"/>
-          <w:color w:val="000000" w:themeColor="text1"/>
-          <w:sz w:val="24"/>
-          <w:szCs w:val="24"/>
-          <w:shd w:val="clear" w:fill="FFFFFF"/>
-          <w14:textFill>
-            <w14:solidFill>
-              <w14:schemeClr w14:val="tx1"/>
-            </w14:solidFill>
-          </w14:textFill>
-        </w:rPr>
-        <w:t>n</w:t>
-      </w:r>
-      <w:r>
-        <w:rPr>
-          <w:rFonts w:hint="default" w:ascii="Times New Roman" w:hAnsi="Times New Roman" w:eastAsia="monospace" w:cs="Times New Roman"/>
-          <w:color w:val="000000" w:themeColor="text1"/>
-          <w:sz w:val="24"/>
-          <w:szCs w:val="24"/>
-          <w:shd w:val="clear" w:fill="FFFFFF"/>
-          <w14:textFill>
-            <w14:solidFill>
-              <w14:schemeClr w14:val="tx1"/>
-            </w14:solidFill>
-          </w14:textFill>
-        </w:rPr>
-        <w:t>.</w:t>
-      </w:r>
-      <w:r>
-        <w:rPr>
-          <w:rFonts w:hint="default" w:ascii="Times New Roman" w:hAnsi="Times New Roman" w:eastAsia="monospace" w:cs="Times New Roman"/>
-          <w:color w:val="000000" w:themeColor="text1"/>
-          <w:sz w:val="24"/>
-          <w:szCs w:val="24"/>
-          <w:shd w:val="clear" w:fill="FFFFFF"/>
-          <w14:textFill>
-            <w14:solidFill>
-              <w14:schemeClr w14:val="tx1"/>
-            </w14:solidFill>
-          </w14:textFill>
-        </w:rPr>
-        <w:t>tennh</w:t>
-      </w:r>
-      <w:r>
-        <w:rPr>
-          <w:rFonts w:hint="default" w:ascii="Times New Roman" w:hAnsi="Times New Roman" w:eastAsia="monospace" w:cs="Times New Roman"/>
-          <w:color w:val="000000" w:themeColor="text1"/>
-          <w:sz w:val="24"/>
-          <w:szCs w:val="24"/>
-          <w:shd w:val="clear" w:fill="FFFFFF"/>
-          <w14:textFill>
-            <w14:solidFill>
-              <w14:schemeClr w14:val="tx1"/>
-            </w14:solidFill>
-          </w14:textFill>
-        </w:rPr>
-        <w:t xml:space="preserve">) </w:t>
-      </w:r>
-      <w:r>
-        <w:rPr>
-          <w:rFonts w:hint="default" w:ascii="Times New Roman" w:hAnsi="Times New Roman" w:eastAsia="monospace" w:cs="Times New Roman"/>
-          <w:color w:val="000000" w:themeColor="text1"/>
-          <w:sz w:val="24"/>
-          <w:szCs w:val="24"/>
-          <w:shd w:val="clear" w:fill="FFFFFF"/>
-          <w14:textFill>
-            <w14:solidFill>
-              <w14:schemeClr w14:val="tx1"/>
-            </w14:solidFill>
-          </w14:textFill>
-        </w:rPr>
-        <w:t xml:space="preserve">like </w:t>
-      </w:r>
-      <w:r>
-        <w:rPr>
-          <w:rFonts w:hint="default" w:ascii="Times New Roman" w:hAnsi="Times New Roman" w:eastAsia="monospace" w:cs="Times New Roman"/>
-          <w:color w:val="000000" w:themeColor="text1"/>
-          <w:sz w:val="24"/>
-          <w:szCs w:val="24"/>
-          <w:shd w:val="clear" w:fill="FFFFFF"/>
-          <w14:textFill>
-            <w14:solidFill>
-              <w14:schemeClr w14:val="tx1"/>
-            </w14:solidFill>
-          </w14:textFill>
-        </w:rPr>
-        <w:t>'%cong thuong%'</w:t>
-      </w:r>
-      <w:r>
-        <w:rPr>
-          <w:rFonts w:hint="default" w:ascii="Times New Roman" w:hAnsi="Times New Roman" w:eastAsia="monospace" w:cs="Times New Roman"/>
-          <w:color w:val="000000" w:themeColor="text1"/>
-          <w:sz w:val="24"/>
-          <w:szCs w:val="24"/>
-          <w:shd w:val="clear" w:fill="FFFFFF"/>
-          <w14:textFill>
-            <w14:solidFill>
-              <w14:schemeClr w14:val="tx1"/>
-            </w14:solidFill>
-          </w14:textFill>
-        </w:rPr>
-        <w:t>;</w:t>
-      </w:r>
-    </w:p>
-    <w:p>
-      <w:pPr>
-        <w:numPr>
-          <w:numId w:val="0"/>
-        </w:numPr>
-        <w:ind w:leftChars="0"/>
-        <w:rPr>
-          <w:rFonts w:hint="default" w:ascii="Times New Roman" w:hAnsi="Times New Roman" w:cs="Times New Roman"/>
-          <w:color w:val="000000" w:themeColor="text1"/>
-          <w:sz w:val="24"/>
-          <w:szCs w:val="24"/>
-          <w:lang w:val="vi-VN"/>
-          <w14:textFill>
-            <w14:solidFill>
-              <w14:schemeClr w14:val="tx1"/>
-            </w14:solidFill>
-          </w14:textFill>
-        </w:rPr>
-      </w:pPr>
-    </w:p>
-    <w:p>
-      <w:pPr>
-        <w:numPr>
-          <w:numId w:val="0"/>
-        </w:numPr>
-        <w:ind w:leftChars="0"/>
-        <w:rPr>
-          <w:rFonts w:hint="default" w:ascii="Times New Roman" w:hAnsi="Times New Roman" w:cs="Times New Roman"/>
-          <w:color w:val="000000" w:themeColor="text1"/>
-          <w:sz w:val="24"/>
-          <w:szCs w:val="24"/>
-          <w:lang w:val="vi-VN"/>
-          <w14:textFill>
-            <w14:solidFill>
-              <w14:schemeClr w14:val="tx1"/>
-            </w14:solidFill>
-          </w14:textFill>
-        </w:rPr>
-      </w:pPr>
-      <w:r>
-        <w:rPr>
-          <w:rFonts w:hint="default" w:ascii="Times New Roman" w:hAnsi="Times New Roman" w:cs="Times New Roman"/>
-          <w:color w:val="000000" w:themeColor="text1"/>
-          <w:sz w:val="24"/>
-          <w:szCs w:val="24"/>
-          <w14:textFill>
-            <w14:solidFill>
-              <w14:schemeClr w14:val="tx1"/>
-            </w14:solidFill>
-          </w14:textFill>
-        </w:rPr>
+        <w:t>(n.tennh) like '%cong thuong%';</w:t>
+      </w:r>
+    </w:p>
+    <w:p>
+      <w:pPr>
+        <w:numPr>
+          <w:ilvl w:val="0"/>
+          <w:numId w:val="0"/>
+        </w:numPr>
+        <w:ind w:leftChars="0"/>
+        <w:rPr>
+          <w:rFonts w:hint="default" w:ascii="Times New Roman" w:hAnsi="Times New Roman" w:cs="Times New Roman"/>
+          <w:color w:val="000000" w:themeColor="text1"/>
+          <w:sz w:val="24"/>
+          <w:szCs w:val="24"/>
+          <w:lang w:val="vi-VN"/>
+          <w14:textFill>
+            <w14:solidFill>
+              <w14:schemeClr w14:val="tx1"/>
+            </w14:solidFill>
+          </w14:textFill>
+        </w:rPr>
+      </w:pPr>
+    </w:p>
+    <w:p>
+      <w:pPr>
+        <w:numPr>
+          <w:ilvl w:val="0"/>
+          <w:numId w:val="0"/>
+        </w:numPr>
+        <w:ind w:leftChars="0"/>
+        <w:rPr>
+          <w:rFonts w:hint="default" w:ascii="Times New Roman" w:hAnsi="Times New Roman" w:cs="Times New Roman"/>
+          <w:color w:val="000000" w:themeColor="text1"/>
+          <w:sz w:val="24"/>
+          <w:szCs w:val="24"/>
+          <w:lang w:val="vi-VN"/>
+          <w14:textFill>
+            <w14:solidFill>
+              <w14:schemeClr w14:val="tx1"/>
+            </w14:solidFill>
+          </w14:textFill>
+        </w:rPr>
+      </w:pPr>
+      <w:r>
         <w:drawing>
           <wp:inline distT="0" distB="0" distL="114300" distR="114300">
-            <wp:extent cx="5271770" cy="3105150"/>
-            <wp:effectExtent l="0" t="0" r="5080" b="0"/>
-            <wp:docPr id="2" name="Picture 2"/>
+            <wp:extent cx="5274310" cy="2563495"/>
+            <wp:effectExtent l="0" t="0" r="2540" b="8255"/>
+            <wp:docPr id="22" name="Picture 2"/>
             <wp:cNvGraphicFramePr>
               <a:graphicFrameLocks xmlns:a="http://schemas.openxmlformats.org/drawingml/2006/main" noChangeAspect="1"/>
             </wp:cNvGraphicFramePr>
@@ -1228,7 +593,7 @@
               <a:graphicData uri="http://schemas.openxmlformats.org/drawingml/2006/picture">
                 <pic:pic xmlns:pic="http://schemas.openxmlformats.org/drawingml/2006/picture">
                   <pic:nvPicPr>
-                    <pic:cNvPr id="2" name="Picture 2"/>
+                    <pic:cNvPr id="22" name="Picture 2"/>
                     <pic:cNvPicPr>
                       <a:picLocks noChangeAspect="1"/>
                     </pic:cNvPicPr>
@@ -1242,7 +607,7 @@
                   <pic:spPr>
                     <a:xfrm>
                       <a:off x="0" y="0"/>
-                      <a:ext cx="5271770" cy="3105150"/>
+                      <a:ext cx="5274310" cy="2563495"/>
                     </a:xfrm>
                     <a:prstGeom prst="rect">
                       <a:avLst/>
@@ -1327,7 +692,7 @@
             </w14:solidFill>
           </w14:textFill>
         </w:rPr>
-        <w:t xml:space="preserve">select </w:t>
+        <w:t>select c.* from chi_nhanh c</w:t>
       </w:r>
       <w:r>
         <w:rPr>
@@ -1342,7 +707,7 @@
             </w14:solidFill>
           </w14:textFill>
         </w:rPr>
-        <w:t>c</w:t>
+        <w:br w:type="textWrapping"/>
       </w:r>
       <w:r>
         <w:rPr>
@@ -1357,202 +722,7 @@
             </w14:solidFill>
           </w14:textFill>
         </w:rPr>
-        <w:t xml:space="preserve">.* </w:t>
-      </w:r>
-      <w:r>
-        <w:rPr>
-          <w:rFonts w:hint="default" w:ascii="Times New Roman" w:hAnsi="Times New Roman" w:eastAsia="monospace" w:cs="Times New Roman"/>
-          <w:color w:val="000000" w:themeColor="text1"/>
-          <w:sz w:val="24"/>
-          <w:szCs w:val="24"/>
-          <w:shd w:val="clear" w:fill="FFFFFF"/>
-          <w14:textFill>
-            <w14:solidFill>
-              <w14:schemeClr w14:val="tx1"/>
-            </w14:solidFill>
-          </w14:textFill>
-        </w:rPr>
-        <w:t xml:space="preserve">from </w:t>
-      </w:r>
-      <w:r>
-        <w:rPr>
-          <w:rFonts w:hint="default" w:ascii="Times New Roman" w:hAnsi="Times New Roman" w:eastAsia="monospace" w:cs="Times New Roman"/>
-          <w:color w:val="000000" w:themeColor="text1"/>
-          <w:sz w:val="24"/>
-          <w:szCs w:val="24"/>
-          <w:shd w:val="clear" w:fill="FFFFFF"/>
-          <w14:textFill>
-            <w14:solidFill>
-              <w14:schemeClr w14:val="tx1"/>
-            </w14:solidFill>
-          </w14:textFill>
-        </w:rPr>
-        <w:t>chi_nhanh c</w:t>
-      </w:r>
-      <w:r>
-        <w:rPr>
-          <w:rFonts w:hint="default" w:ascii="Times New Roman" w:hAnsi="Times New Roman" w:eastAsia="monospace" w:cs="Times New Roman"/>
-          <w:color w:val="000000" w:themeColor="text1"/>
-          <w:sz w:val="24"/>
-          <w:szCs w:val="24"/>
-          <w:shd w:val="clear" w:fill="FFFFFF"/>
-          <w14:textFill>
-            <w14:solidFill>
-              <w14:schemeClr w14:val="tx1"/>
-            </w14:solidFill>
-          </w14:textFill>
-        </w:rPr>
-        <w:br w:type="textWrapping"/>
-      </w:r>
-      <w:r>
-        <w:rPr>
-          <w:rFonts w:hint="default" w:ascii="Times New Roman" w:hAnsi="Times New Roman" w:eastAsia="monospace" w:cs="Times New Roman"/>
-          <w:color w:val="000000" w:themeColor="text1"/>
-          <w:sz w:val="24"/>
-          <w:szCs w:val="24"/>
-          <w:shd w:val="clear" w:fill="FFFFFF"/>
-          <w14:textFill>
-            <w14:solidFill>
-              <w14:schemeClr w14:val="tx1"/>
-            </w14:solidFill>
-          </w14:textFill>
-        </w:rPr>
-        <w:t xml:space="preserve">join </w:t>
-      </w:r>
-      <w:r>
-        <w:rPr>
-          <w:rFonts w:hint="default" w:ascii="Times New Roman" w:hAnsi="Times New Roman" w:eastAsia="monospace" w:cs="Times New Roman"/>
-          <w:color w:val="000000" w:themeColor="text1"/>
-          <w:sz w:val="24"/>
-          <w:szCs w:val="24"/>
-          <w:shd w:val="clear" w:fill="FFFFFF"/>
-          <w14:textFill>
-            <w14:solidFill>
-              <w14:schemeClr w14:val="tx1"/>
-            </w14:solidFill>
-          </w14:textFill>
-        </w:rPr>
-        <w:t xml:space="preserve">ngan_hang n </w:t>
-      </w:r>
-      <w:r>
-        <w:rPr>
-          <w:rFonts w:hint="default" w:ascii="Times New Roman" w:hAnsi="Times New Roman" w:eastAsia="monospace" w:cs="Times New Roman"/>
-          <w:color w:val="000000" w:themeColor="text1"/>
-          <w:sz w:val="24"/>
-          <w:szCs w:val="24"/>
-          <w:shd w:val="clear" w:fill="FFFFFF"/>
-          <w14:textFill>
-            <w14:solidFill>
-              <w14:schemeClr w14:val="tx1"/>
-            </w14:solidFill>
-          </w14:textFill>
-        </w:rPr>
-        <w:t xml:space="preserve">on </w:t>
-      </w:r>
-      <w:r>
-        <w:rPr>
-          <w:rFonts w:hint="default" w:ascii="Times New Roman" w:hAnsi="Times New Roman" w:eastAsia="monospace" w:cs="Times New Roman"/>
-          <w:color w:val="000000" w:themeColor="text1"/>
-          <w:sz w:val="24"/>
-          <w:szCs w:val="24"/>
-          <w:shd w:val="clear" w:fill="FFFFFF"/>
-          <w14:textFill>
-            <w14:solidFill>
-              <w14:schemeClr w14:val="tx1"/>
-            </w14:solidFill>
-          </w14:textFill>
-        </w:rPr>
-        <w:t>c</w:t>
-      </w:r>
-      <w:r>
-        <w:rPr>
-          <w:rFonts w:hint="default" w:ascii="Times New Roman" w:hAnsi="Times New Roman" w:eastAsia="monospace" w:cs="Times New Roman"/>
-          <w:color w:val="000000" w:themeColor="text1"/>
-          <w:sz w:val="24"/>
-          <w:szCs w:val="24"/>
-          <w:shd w:val="clear" w:fill="FFFFFF"/>
-          <w14:textFill>
-            <w14:solidFill>
-              <w14:schemeClr w14:val="tx1"/>
-            </w14:solidFill>
-          </w14:textFill>
-        </w:rPr>
-        <w:t>.</w:t>
-      </w:r>
-      <w:r>
-        <w:rPr>
-          <w:rFonts w:hint="default" w:ascii="Times New Roman" w:hAnsi="Times New Roman" w:eastAsia="monospace" w:cs="Times New Roman"/>
-          <w:color w:val="000000" w:themeColor="text1"/>
-          <w:sz w:val="24"/>
-          <w:szCs w:val="24"/>
-          <w:shd w:val="clear" w:fill="FFFFFF"/>
-          <w14:textFill>
-            <w14:solidFill>
-              <w14:schemeClr w14:val="tx1"/>
-            </w14:solidFill>
-          </w14:textFill>
-        </w:rPr>
-        <w:t xml:space="preserve">manh </w:t>
-      </w:r>
-      <w:r>
-        <w:rPr>
-          <w:rFonts w:hint="default" w:ascii="Times New Roman" w:hAnsi="Times New Roman" w:eastAsia="monospace" w:cs="Times New Roman"/>
-          <w:color w:val="000000" w:themeColor="text1"/>
-          <w:sz w:val="24"/>
-          <w:szCs w:val="24"/>
-          <w:shd w:val="clear" w:fill="FFFFFF"/>
-          <w14:textFill>
-            <w14:solidFill>
-              <w14:schemeClr w14:val="tx1"/>
-            </w14:solidFill>
-          </w14:textFill>
-        </w:rPr>
-        <w:t xml:space="preserve">= </w:t>
-      </w:r>
-      <w:r>
-        <w:rPr>
-          <w:rFonts w:hint="default" w:ascii="Times New Roman" w:hAnsi="Times New Roman" w:eastAsia="monospace" w:cs="Times New Roman"/>
-          <w:color w:val="000000" w:themeColor="text1"/>
-          <w:sz w:val="24"/>
-          <w:szCs w:val="24"/>
-          <w:shd w:val="clear" w:fill="FFFFFF"/>
-          <w14:textFill>
-            <w14:solidFill>
-              <w14:schemeClr w14:val="tx1"/>
-            </w14:solidFill>
-          </w14:textFill>
-        </w:rPr>
-        <w:t>n</w:t>
-      </w:r>
-      <w:r>
-        <w:rPr>
-          <w:rFonts w:hint="default" w:ascii="Times New Roman" w:hAnsi="Times New Roman" w:eastAsia="monospace" w:cs="Times New Roman"/>
-          <w:color w:val="000000" w:themeColor="text1"/>
-          <w:sz w:val="24"/>
-          <w:szCs w:val="24"/>
-          <w:shd w:val="clear" w:fill="FFFFFF"/>
-          <w14:textFill>
-            <w14:solidFill>
-              <w14:schemeClr w14:val="tx1"/>
-            </w14:solidFill>
-          </w14:textFill>
-        </w:rPr>
-        <w:t>.</w:t>
-      </w:r>
-      <w:r>
-        <w:rPr>
-          <w:rFonts w:hint="default" w:ascii="Times New Roman" w:hAnsi="Times New Roman" w:eastAsia="monospace" w:cs="Times New Roman"/>
-          <w:color w:val="000000" w:themeColor="text1"/>
-          <w:sz w:val="24"/>
-          <w:szCs w:val="24"/>
-          <w:shd w:val="clear" w:fill="FFFFFF"/>
-          <w14:textFill>
-            <w14:solidFill>
-              <w14:schemeClr w14:val="tx1"/>
-            </w14:solidFill>
-          </w14:textFill>
-        </w:rPr>
-        <w:t>manh</w:t>
+        <w:t>join ngan_hang n on c.manh = n.manh</w:t>
       </w:r>
       <w:r>
         <w:rPr>
@@ -1614,112 +784,7 @@
             </w14:solidFill>
           </w14:textFill>
         </w:rPr>
-        <w:t>(</w:t>
-      </w:r>
-      <w:r>
-        <w:rPr>
-          <w:rFonts w:hint="default" w:ascii="Times New Roman" w:hAnsi="Times New Roman" w:eastAsia="monospace" w:cs="Times New Roman"/>
-          <w:color w:val="000000" w:themeColor="text1"/>
-          <w:sz w:val="24"/>
-          <w:szCs w:val="24"/>
-          <w:shd w:val="clear" w:fill="FFFFFF"/>
-          <w14:textFill>
-            <w14:solidFill>
-              <w14:schemeClr w14:val="tx1"/>
-            </w14:solidFill>
-          </w14:textFill>
-        </w:rPr>
-        <w:t>n</w:t>
-      </w:r>
-      <w:r>
-        <w:rPr>
-          <w:rFonts w:hint="default" w:ascii="Times New Roman" w:hAnsi="Times New Roman" w:eastAsia="monospace" w:cs="Times New Roman"/>
-          <w:color w:val="000000" w:themeColor="text1"/>
-          <w:sz w:val="24"/>
-          <w:szCs w:val="24"/>
-          <w:shd w:val="clear" w:fill="FFFFFF"/>
-          <w14:textFill>
-            <w14:solidFill>
-              <w14:schemeClr w14:val="tx1"/>
-            </w14:solidFill>
-          </w14:textFill>
-        </w:rPr>
-        <w:t>.</w:t>
-      </w:r>
-      <w:r>
-        <w:rPr>
-          <w:rFonts w:hint="default" w:ascii="Times New Roman" w:hAnsi="Times New Roman" w:eastAsia="monospace" w:cs="Times New Roman"/>
-          <w:color w:val="000000" w:themeColor="text1"/>
-          <w:sz w:val="24"/>
-          <w:szCs w:val="24"/>
-          <w:shd w:val="clear" w:fill="FFFFFF"/>
-          <w14:textFill>
-            <w14:solidFill>
-              <w14:schemeClr w14:val="tx1"/>
-            </w14:solidFill>
-          </w14:textFill>
-        </w:rPr>
-        <w:t>tennh</w:t>
-      </w:r>
-      <w:r>
-        <w:rPr>
-          <w:rFonts w:hint="default" w:ascii="Times New Roman" w:hAnsi="Times New Roman" w:eastAsia="monospace" w:cs="Times New Roman"/>
-          <w:color w:val="000000" w:themeColor="text1"/>
-          <w:sz w:val="24"/>
-          <w:szCs w:val="24"/>
-          <w:shd w:val="clear" w:fill="FFFFFF"/>
-          <w14:textFill>
-            <w14:solidFill>
-              <w14:schemeClr w14:val="tx1"/>
-            </w14:solidFill>
-          </w14:textFill>
-        </w:rPr>
-        <w:t xml:space="preserve">) </w:t>
-      </w:r>
-      <w:r>
-        <w:rPr>
-          <w:rFonts w:hint="default" w:ascii="Times New Roman" w:hAnsi="Times New Roman" w:eastAsia="monospace" w:cs="Times New Roman"/>
-          <w:color w:val="000000" w:themeColor="text1"/>
-          <w:sz w:val="24"/>
-          <w:szCs w:val="24"/>
-          <w:shd w:val="clear" w:fill="FFFFFF"/>
-          <w14:textFill>
-            <w14:solidFill>
-              <w14:schemeClr w14:val="tx1"/>
-            </w14:solidFill>
-          </w14:textFill>
-        </w:rPr>
-        <w:t xml:space="preserve">like </w:t>
-      </w:r>
-      <w:r>
-        <w:rPr>
-          <w:rFonts w:hint="default" w:ascii="Times New Roman" w:hAnsi="Times New Roman" w:eastAsia="monospace" w:cs="Times New Roman"/>
-          <w:color w:val="000000" w:themeColor="text1"/>
-          <w:sz w:val="24"/>
-          <w:szCs w:val="24"/>
-          <w:shd w:val="clear" w:fill="FFFFFF"/>
-          <w14:textFill>
-            <w14:solidFill>
-              <w14:schemeClr w14:val="tx1"/>
-            </w14:solidFill>
-          </w14:textFill>
-        </w:rPr>
-        <w:t xml:space="preserve">'%cong thuong%' </w:t>
-      </w:r>
-      <w:r>
-        <w:rPr>
-          <w:rFonts w:hint="default" w:ascii="Times New Roman" w:hAnsi="Times New Roman" w:eastAsia="monospace" w:cs="Times New Roman"/>
-          <w:color w:val="000000" w:themeColor="text1"/>
-          <w:sz w:val="24"/>
-          <w:szCs w:val="24"/>
-          <w:shd w:val="clear" w:fill="FFFFFF"/>
-          <w14:textFill>
-            <w14:solidFill>
-              <w14:schemeClr w14:val="tx1"/>
-            </w14:solidFill>
-          </w14:textFill>
-        </w:rPr>
-        <w:t xml:space="preserve">and </w:t>
+        <w:t xml:space="preserve">(n.tennh) like '%cong thuong%' and </w:t>
       </w:r>
       <w:r>
         <w:rPr>
@@ -1751,155 +816,35 @@
             </w14:solidFill>
           </w14:textFill>
         </w:rPr>
-        <w:t>(</w:t>
-      </w:r>
-      <w:r>
-        <w:rPr>
-          <w:rFonts w:hint="default" w:ascii="Times New Roman" w:hAnsi="Times New Roman" w:eastAsia="monospace" w:cs="Times New Roman"/>
-          <w:color w:val="000000" w:themeColor="text1"/>
-          <w:sz w:val="24"/>
-          <w:szCs w:val="24"/>
-          <w:shd w:val="clear" w:fill="FFFFFF"/>
-          <w14:textFill>
-            <w14:solidFill>
-              <w14:schemeClr w14:val="tx1"/>
-            </w14:solidFill>
-          </w14:textFill>
-        </w:rPr>
-        <w:t>c</w:t>
-      </w:r>
-      <w:r>
-        <w:rPr>
-          <w:rFonts w:hint="default" w:ascii="Times New Roman" w:hAnsi="Times New Roman" w:eastAsia="monospace" w:cs="Times New Roman"/>
-          <w:color w:val="000000" w:themeColor="text1"/>
-          <w:sz w:val="24"/>
-          <w:szCs w:val="24"/>
-          <w:shd w:val="clear" w:fill="FFFFFF"/>
-          <w14:textFill>
-            <w14:solidFill>
-              <w14:schemeClr w14:val="tx1"/>
-            </w14:solidFill>
-          </w14:textFill>
-        </w:rPr>
-        <w:t>.</w:t>
-      </w:r>
-      <w:r>
-        <w:rPr>
-          <w:rFonts w:hint="default" w:ascii="Times New Roman" w:hAnsi="Times New Roman" w:eastAsia="monospace" w:cs="Times New Roman"/>
-          <w:color w:val="000000" w:themeColor="text1"/>
-          <w:sz w:val="24"/>
-          <w:szCs w:val="24"/>
-          <w:shd w:val="clear" w:fill="FFFFFF"/>
-          <w14:textFill>
-            <w14:solidFill>
-              <w14:schemeClr w14:val="tx1"/>
-            </w14:solidFill>
-          </w14:textFill>
-        </w:rPr>
-        <w:t>thanhphocn</w:t>
-      </w:r>
-      <w:r>
-        <w:rPr>
-          <w:rFonts w:hint="default" w:ascii="Times New Roman" w:hAnsi="Times New Roman" w:eastAsia="monospace" w:cs="Times New Roman"/>
-          <w:color w:val="000000" w:themeColor="text1"/>
-          <w:sz w:val="24"/>
-          <w:szCs w:val="24"/>
-          <w:shd w:val="clear" w:fill="FFFFFF"/>
-          <w14:textFill>
-            <w14:solidFill>
-              <w14:schemeClr w14:val="tx1"/>
-            </w14:solidFill>
-          </w14:textFill>
-        </w:rPr>
-        <w:t xml:space="preserve">) = </w:t>
-      </w:r>
-      <w:r>
-        <w:rPr>
-          <w:rFonts w:hint="default" w:ascii="Times New Roman" w:hAnsi="Times New Roman" w:eastAsia="monospace" w:cs="Times New Roman"/>
-          <w:color w:val="000000" w:themeColor="text1"/>
-          <w:sz w:val="24"/>
-          <w:szCs w:val="24"/>
-          <w:shd w:val="clear" w:fill="FFFFFF"/>
-          <w14:textFill>
-            <w14:solidFill>
-              <w14:schemeClr w14:val="tx1"/>
-            </w14:solidFill>
-          </w14:textFill>
-        </w:rPr>
-        <w:t>'tp hcm'</w:t>
-      </w:r>
-      <w:r>
-        <w:rPr>
-          <w:rFonts w:hint="default" w:ascii="Times New Roman" w:hAnsi="Times New Roman" w:eastAsia="monospace" w:cs="Times New Roman"/>
-          <w:color w:val="000000" w:themeColor="text1"/>
-          <w:sz w:val="24"/>
-          <w:szCs w:val="24"/>
-          <w:shd w:val="clear" w:fill="FFFFFF"/>
-          <w14:textFill>
-            <w14:solidFill>
-              <w14:schemeClr w14:val="tx1"/>
-            </w14:solidFill>
-          </w14:textFill>
-        </w:rPr>
-        <w:t>;</w:t>
-      </w:r>
-    </w:p>
-    <w:p>
-      <w:pPr>
-        <w:numPr>
-          <w:numId w:val="0"/>
-        </w:numPr>
-        <w:ind w:leftChars="0"/>
-        <w:rPr>
-          <w:rFonts w:hint="default" w:ascii="Times New Roman" w:hAnsi="Times New Roman" w:cs="Times New Roman"/>
-          <w:color w:val="000000" w:themeColor="text1"/>
-          <w:sz w:val="24"/>
-          <w:szCs w:val="24"/>
-          <w:lang w:val="vi-VN"/>
-          <w14:textFill>
-            <w14:solidFill>
-              <w14:schemeClr w14:val="tx1"/>
-            </w14:solidFill>
-          </w14:textFill>
-        </w:rPr>
-      </w:pPr>
-    </w:p>
-    <w:p>
-      <w:pPr>
-        <w:numPr>
-          <w:numId w:val="0"/>
-        </w:numPr>
-        <w:ind w:leftChars="0"/>
-        <w:rPr>
-          <w:rFonts w:hint="default" w:ascii="Times New Roman" w:hAnsi="Times New Roman" w:cs="Times New Roman"/>
-          <w:color w:val="000000" w:themeColor="text1"/>
-          <w:sz w:val="24"/>
-          <w:szCs w:val="24"/>
-          <w:lang w:val="vi-VN"/>
-          <w14:textFill>
-            <w14:solidFill>
-              <w14:schemeClr w14:val="tx1"/>
-            </w14:solidFill>
-          </w14:textFill>
-        </w:rPr>
-      </w:pPr>
-      <w:r>
-        <w:rPr>
-          <w:rFonts w:hint="default" w:ascii="Times New Roman" w:hAnsi="Times New Roman" w:cs="Times New Roman"/>
-          <w:color w:val="000000" w:themeColor="text1"/>
-          <w:sz w:val="24"/>
-          <w:szCs w:val="24"/>
-          <w14:textFill>
-            <w14:solidFill>
-              <w14:schemeClr w14:val="tx1"/>
-            </w14:solidFill>
-          </w14:textFill>
-        </w:rPr>
+        <w:t>(c.thanhphocn) = 'tp hcm';</w:t>
+      </w:r>
+    </w:p>
+    <w:p>
+      <w:pPr>
+        <w:numPr>
+          <w:ilvl w:val="0"/>
+          <w:numId w:val="0"/>
+        </w:numPr>
+        <w:ind w:leftChars="0"/>
+        <w:rPr>
+          <w:rFonts w:hint="default" w:ascii="Times New Roman" w:hAnsi="Times New Roman" w:cs="Times New Roman"/>
+          <w:color w:val="000000" w:themeColor="text1"/>
+          <w:sz w:val="24"/>
+          <w:szCs w:val="24"/>
+          <w:lang w:val="vi-VN"/>
+          <w14:textFill>
+            <w14:solidFill>
+              <w14:schemeClr w14:val="tx1"/>
+            </w14:solidFill>
+          </w14:textFill>
+        </w:rPr>
+      </w:pPr>
+      <w:r>
         <w:drawing>
           <wp:inline distT="0" distB="0" distL="114300" distR="114300">
-            <wp:extent cx="5271135" cy="3716655"/>
-            <wp:effectExtent l="0" t="0" r="5715" b="17145"/>
-            <wp:docPr id="3" name="Picture 3"/>
+            <wp:extent cx="5269865" cy="2013585"/>
+            <wp:effectExtent l="0" t="0" r="6985" b="5715"/>
+            <wp:docPr id="23" name="Picture 3"/>
             <wp:cNvGraphicFramePr>
               <a:graphicFrameLocks xmlns:a="http://schemas.openxmlformats.org/drawingml/2006/main" noChangeAspect="1"/>
             </wp:cNvGraphicFramePr>
@@ -1907,7 +852,7 @@
               <a:graphicData uri="http://schemas.openxmlformats.org/drawingml/2006/picture">
                 <pic:pic xmlns:pic="http://schemas.openxmlformats.org/drawingml/2006/picture">
                   <pic:nvPicPr>
-                    <pic:cNvPr id="3" name="Picture 3"/>
+                    <pic:cNvPr id="23" name="Picture 3"/>
                     <pic:cNvPicPr>
                       <a:picLocks noChangeAspect="1"/>
                     </pic:cNvPicPr>
@@ -1921,7 +866,7 @@
                   <pic:spPr>
                     <a:xfrm>
                       <a:off x="0" y="0"/>
-                      <a:ext cx="5271135" cy="3716655"/>
+                      <a:ext cx="5269865" cy="2013585"/>
                     </a:xfrm>
                     <a:prstGeom prst="rect">
                       <a:avLst/>
@@ -1942,6 +887,27 @@
       <w:pPr>
         <w:numPr>
           <w:ilvl w:val="0"/>
+          <w:numId w:val="0"/>
+        </w:numPr>
+        <w:ind w:leftChars="0"/>
+        <w:rPr>
+          <w:rFonts w:hint="default" w:ascii="Times New Roman" w:hAnsi="Times New Roman" w:cs="Times New Roman"/>
+          <w:color w:val="000000" w:themeColor="text1"/>
+          <w:sz w:val="24"/>
+          <w:szCs w:val="24"/>
+          <w:lang w:val="vi-VN"/>
+          <w14:textFill>
+            <w14:solidFill>
+              <w14:schemeClr w14:val="tx1"/>
+            </w14:solidFill>
+          </w14:textFill>
+        </w:rPr>
+      </w:pPr>
+    </w:p>
+    <w:p>
+      <w:pPr>
+        <w:numPr>
+          <w:ilvl w:val="0"/>
           <w:numId w:val="1"/>
         </w:numPr>
         <w:ind w:left="425" w:leftChars="0" w:hanging="425" w:firstLineChars="0"/>
@@ -2006,7 +972,7 @@
             </w14:solidFill>
           </w14:textFill>
         </w:rPr>
-        <w:t xml:space="preserve">select </w:t>
+        <w:t>select n.tennh, c.macn, c.thanhphocn, c.taisan</w:t>
       </w:r>
       <w:r>
         <w:rPr>
@@ -2021,7 +987,7 @@
             </w14:solidFill>
           </w14:textFill>
         </w:rPr>
-        <w:t>n</w:t>
+        <w:br w:type="textWrapping"/>
       </w:r>
       <w:r>
         <w:rPr>
@@ -2036,470 +1002,35 @@
             </w14:solidFill>
           </w14:textFill>
         </w:rPr>
-        <w:t>.</w:t>
-      </w:r>
-      <w:r>
-        <w:rPr>
-          <w:rFonts w:hint="default" w:ascii="Times New Roman" w:hAnsi="Times New Roman" w:eastAsia="monospace" w:cs="Times New Roman"/>
-          <w:color w:val="000000" w:themeColor="text1"/>
-          <w:sz w:val="24"/>
-          <w:szCs w:val="24"/>
-          <w:shd w:val="clear" w:fill="FFFFFF"/>
-          <w14:textFill>
-            <w14:solidFill>
-              <w14:schemeClr w14:val="tx1"/>
-            </w14:solidFill>
-          </w14:textFill>
-        </w:rPr>
-        <w:t>tennh</w:t>
-      </w:r>
-      <w:r>
-        <w:rPr>
-          <w:rFonts w:hint="default" w:ascii="Times New Roman" w:hAnsi="Times New Roman" w:eastAsia="monospace" w:cs="Times New Roman"/>
-          <w:color w:val="000000" w:themeColor="text1"/>
-          <w:sz w:val="24"/>
-          <w:szCs w:val="24"/>
-          <w:shd w:val="clear" w:fill="FFFFFF"/>
-          <w14:textFill>
-            <w14:solidFill>
-              <w14:schemeClr w14:val="tx1"/>
-            </w14:solidFill>
-          </w14:textFill>
-        </w:rPr>
-        <w:t xml:space="preserve">, </w:t>
-      </w:r>
-      <w:r>
-        <w:rPr>
-          <w:rFonts w:hint="default" w:ascii="Times New Roman" w:hAnsi="Times New Roman" w:eastAsia="monospace" w:cs="Times New Roman"/>
-          <w:color w:val="000000" w:themeColor="text1"/>
-          <w:sz w:val="24"/>
-          <w:szCs w:val="24"/>
-          <w:shd w:val="clear" w:fill="FFFFFF"/>
-          <w14:textFill>
-            <w14:solidFill>
-              <w14:schemeClr w14:val="tx1"/>
-            </w14:solidFill>
-          </w14:textFill>
-        </w:rPr>
-        <w:t>c</w:t>
-      </w:r>
-      <w:r>
-        <w:rPr>
-          <w:rFonts w:hint="default" w:ascii="Times New Roman" w:hAnsi="Times New Roman" w:eastAsia="monospace" w:cs="Times New Roman"/>
-          <w:color w:val="000000" w:themeColor="text1"/>
-          <w:sz w:val="24"/>
-          <w:szCs w:val="24"/>
-          <w:shd w:val="clear" w:fill="FFFFFF"/>
-          <w14:textFill>
-            <w14:solidFill>
-              <w14:schemeClr w14:val="tx1"/>
-            </w14:solidFill>
-          </w14:textFill>
-        </w:rPr>
-        <w:t>.</w:t>
-      </w:r>
-      <w:r>
-        <w:rPr>
-          <w:rFonts w:hint="default" w:ascii="Times New Roman" w:hAnsi="Times New Roman" w:eastAsia="monospace" w:cs="Times New Roman"/>
-          <w:color w:val="000000" w:themeColor="text1"/>
-          <w:sz w:val="24"/>
-          <w:szCs w:val="24"/>
-          <w:shd w:val="clear" w:fill="FFFFFF"/>
-          <w14:textFill>
-            <w14:solidFill>
-              <w14:schemeClr w14:val="tx1"/>
-            </w14:solidFill>
-          </w14:textFill>
-        </w:rPr>
-        <w:t>macn</w:t>
-      </w:r>
-      <w:r>
-        <w:rPr>
-          <w:rFonts w:hint="default" w:ascii="Times New Roman" w:hAnsi="Times New Roman" w:eastAsia="monospace" w:cs="Times New Roman"/>
-          <w:color w:val="000000" w:themeColor="text1"/>
-          <w:sz w:val="24"/>
-          <w:szCs w:val="24"/>
-          <w:shd w:val="clear" w:fill="FFFFFF"/>
-          <w14:textFill>
-            <w14:solidFill>
-              <w14:schemeClr w14:val="tx1"/>
-            </w14:solidFill>
-          </w14:textFill>
-        </w:rPr>
-        <w:t xml:space="preserve">, </w:t>
-      </w:r>
-      <w:r>
-        <w:rPr>
-          <w:rFonts w:hint="default" w:ascii="Times New Roman" w:hAnsi="Times New Roman" w:eastAsia="monospace" w:cs="Times New Roman"/>
-          <w:color w:val="000000" w:themeColor="text1"/>
-          <w:sz w:val="24"/>
-          <w:szCs w:val="24"/>
-          <w:shd w:val="clear" w:fill="FFFFFF"/>
-          <w14:textFill>
-            <w14:solidFill>
-              <w14:schemeClr w14:val="tx1"/>
-            </w14:solidFill>
-          </w14:textFill>
-        </w:rPr>
-        <w:t>c</w:t>
-      </w:r>
-      <w:r>
-        <w:rPr>
-          <w:rFonts w:hint="default" w:ascii="Times New Roman" w:hAnsi="Times New Roman" w:eastAsia="monospace" w:cs="Times New Roman"/>
-          <w:color w:val="000000" w:themeColor="text1"/>
-          <w:sz w:val="24"/>
-          <w:szCs w:val="24"/>
-          <w:shd w:val="clear" w:fill="FFFFFF"/>
-          <w14:textFill>
-            <w14:solidFill>
-              <w14:schemeClr w14:val="tx1"/>
-            </w14:solidFill>
-          </w14:textFill>
-        </w:rPr>
-        <w:t>.</w:t>
-      </w:r>
-      <w:r>
-        <w:rPr>
-          <w:rFonts w:hint="default" w:ascii="Times New Roman" w:hAnsi="Times New Roman" w:eastAsia="monospace" w:cs="Times New Roman"/>
-          <w:color w:val="000000" w:themeColor="text1"/>
-          <w:sz w:val="24"/>
-          <w:szCs w:val="24"/>
-          <w:shd w:val="clear" w:fill="FFFFFF"/>
-          <w14:textFill>
-            <w14:solidFill>
-              <w14:schemeClr w14:val="tx1"/>
-            </w14:solidFill>
-          </w14:textFill>
-        </w:rPr>
-        <w:t>thanhphocn</w:t>
-      </w:r>
-      <w:r>
-        <w:rPr>
-          <w:rFonts w:hint="default" w:ascii="Times New Roman" w:hAnsi="Times New Roman" w:eastAsia="monospace" w:cs="Times New Roman"/>
-          <w:color w:val="000000" w:themeColor="text1"/>
-          <w:sz w:val="24"/>
-          <w:szCs w:val="24"/>
-          <w:shd w:val="clear" w:fill="FFFFFF"/>
-          <w14:textFill>
-            <w14:solidFill>
-              <w14:schemeClr w14:val="tx1"/>
-            </w14:solidFill>
-          </w14:textFill>
-        </w:rPr>
-        <w:t xml:space="preserve">, </w:t>
-      </w:r>
-      <w:r>
-        <w:rPr>
-          <w:rFonts w:hint="default" w:ascii="Times New Roman" w:hAnsi="Times New Roman" w:eastAsia="monospace" w:cs="Times New Roman"/>
-          <w:color w:val="000000" w:themeColor="text1"/>
-          <w:sz w:val="24"/>
-          <w:szCs w:val="24"/>
-          <w:shd w:val="clear" w:fill="FFFFFF"/>
-          <w14:textFill>
-            <w14:solidFill>
-              <w14:schemeClr w14:val="tx1"/>
-            </w14:solidFill>
-          </w14:textFill>
-        </w:rPr>
-        <w:t>c</w:t>
-      </w:r>
-      <w:r>
-        <w:rPr>
-          <w:rFonts w:hint="default" w:ascii="Times New Roman" w:hAnsi="Times New Roman" w:eastAsia="monospace" w:cs="Times New Roman"/>
-          <w:color w:val="000000" w:themeColor="text1"/>
-          <w:sz w:val="24"/>
-          <w:szCs w:val="24"/>
-          <w:shd w:val="clear" w:fill="FFFFFF"/>
-          <w14:textFill>
-            <w14:solidFill>
-              <w14:schemeClr w14:val="tx1"/>
-            </w14:solidFill>
-          </w14:textFill>
-        </w:rPr>
-        <w:t>.</w:t>
-      </w:r>
-      <w:r>
-        <w:rPr>
-          <w:rFonts w:hint="default" w:ascii="Times New Roman" w:hAnsi="Times New Roman" w:eastAsia="monospace" w:cs="Times New Roman"/>
-          <w:color w:val="000000" w:themeColor="text1"/>
-          <w:sz w:val="24"/>
-          <w:szCs w:val="24"/>
-          <w:shd w:val="clear" w:fill="FFFFFF"/>
-          <w14:textFill>
-            <w14:solidFill>
-              <w14:schemeClr w14:val="tx1"/>
-            </w14:solidFill>
-          </w14:textFill>
-        </w:rPr>
-        <w:t>taisan</w:t>
-      </w:r>
-      <w:r>
-        <w:rPr>
-          <w:rFonts w:hint="default" w:ascii="Times New Roman" w:hAnsi="Times New Roman" w:eastAsia="monospace" w:cs="Times New Roman"/>
-          <w:color w:val="000000" w:themeColor="text1"/>
-          <w:sz w:val="24"/>
-          <w:szCs w:val="24"/>
-          <w:shd w:val="clear" w:fill="FFFFFF"/>
-          <w14:textFill>
-            <w14:solidFill>
-              <w14:schemeClr w14:val="tx1"/>
-            </w14:solidFill>
-          </w14:textFill>
-        </w:rPr>
-        <w:br w:type="textWrapping"/>
-      </w:r>
-      <w:r>
-        <w:rPr>
-          <w:rFonts w:hint="default" w:ascii="Times New Roman" w:hAnsi="Times New Roman" w:eastAsia="monospace" w:cs="Times New Roman"/>
-          <w:color w:val="000000" w:themeColor="text1"/>
-          <w:sz w:val="24"/>
-          <w:szCs w:val="24"/>
-          <w:shd w:val="clear" w:fill="FFFFFF"/>
-          <w14:textFill>
-            <w14:solidFill>
-              <w14:schemeClr w14:val="tx1"/>
-            </w14:solidFill>
-          </w14:textFill>
-        </w:rPr>
-        <w:t xml:space="preserve">from </w:t>
-      </w:r>
-      <w:r>
-        <w:rPr>
-          <w:rFonts w:hint="default" w:ascii="Times New Roman" w:hAnsi="Times New Roman" w:eastAsia="monospace" w:cs="Times New Roman"/>
-          <w:color w:val="000000" w:themeColor="text1"/>
-          <w:sz w:val="24"/>
-          <w:szCs w:val="24"/>
-          <w:shd w:val="clear" w:fill="FFFFFF"/>
-          <w14:textFill>
-            <w14:solidFill>
-              <w14:schemeClr w14:val="tx1"/>
-            </w14:solidFill>
-          </w14:textFill>
-        </w:rPr>
-        <w:t xml:space="preserve">ngan_hang n </w:t>
-      </w:r>
-      <w:r>
-        <w:rPr>
-          <w:rFonts w:hint="default" w:ascii="Times New Roman" w:hAnsi="Times New Roman" w:eastAsia="monospace" w:cs="Times New Roman"/>
-          <w:color w:val="000000" w:themeColor="text1"/>
-          <w:sz w:val="24"/>
-          <w:szCs w:val="24"/>
-          <w:shd w:val="clear" w:fill="FFFFFF"/>
-          <w14:textFill>
-            <w14:solidFill>
-              <w14:schemeClr w14:val="tx1"/>
-            </w14:solidFill>
-          </w14:textFill>
-        </w:rPr>
-        <w:t xml:space="preserve">join </w:t>
-      </w:r>
-      <w:r>
-        <w:rPr>
-          <w:rFonts w:hint="default" w:ascii="Times New Roman" w:hAnsi="Times New Roman" w:eastAsia="monospace" w:cs="Times New Roman"/>
-          <w:color w:val="000000" w:themeColor="text1"/>
-          <w:sz w:val="24"/>
-          <w:szCs w:val="24"/>
-          <w:shd w:val="clear" w:fill="FFFFFF"/>
-          <w14:textFill>
-            <w14:solidFill>
-              <w14:schemeClr w14:val="tx1"/>
-            </w14:solidFill>
-          </w14:textFill>
-        </w:rPr>
-        <w:t xml:space="preserve">chi_nhanh c </w:t>
-      </w:r>
-      <w:r>
-        <w:rPr>
-          <w:rFonts w:hint="default" w:ascii="Times New Roman" w:hAnsi="Times New Roman" w:eastAsia="monospace" w:cs="Times New Roman"/>
-          <w:color w:val="000000" w:themeColor="text1"/>
-          <w:sz w:val="24"/>
-          <w:szCs w:val="24"/>
-          <w:shd w:val="clear" w:fill="FFFFFF"/>
-          <w14:textFill>
-            <w14:solidFill>
-              <w14:schemeClr w14:val="tx1"/>
-            </w14:solidFill>
-          </w14:textFill>
-        </w:rPr>
-        <w:t xml:space="preserve">on </w:t>
-      </w:r>
-      <w:r>
-        <w:rPr>
-          <w:rFonts w:hint="default" w:ascii="Times New Roman" w:hAnsi="Times New Roman" w:eastAsia="monospace" w:cs="Times New Roman"/>
-          <w:color w:val="000000" w:themeColor="text1"/>
-          <w:sz w:val="24"/>
-          <w:szCs w:val="24"/>
-          <w:shd w:val="clear" w:fill="FFFFFF"/>
-          <w14:textFill>
-            <w14:solidFill>
-              <w14:schemeClr w14:val="tx1"/>
-            </w14:solidFill>
-          </w14:textFill>
-        </w:rPr>
-        <w:t>n</w:t>
-      </w:r>
-      <w:r>
-        <w:rPr>
-          <w:rFonts w:hint="default" w:ascii="Times New Roman" w:hAnsi="Times New Roman" w:eastAsia="monospace" w:cs="Times New Roman"/>
-          <w:color w:val="000000" w:themeColor="text1"/>
-          <w:sz w:val="24"/>
-          <w:szCs w:val="24"/>
-          <w:shd w:val="clear" w:fill="FFFFFF"/>
-          <w14:textFill>
-            <w14:solidFill>
-              <w14:schemeClr w14:val="tx1"/>
-            </w14:solidFill>
-          </w14:textFill>
-        </w:rPr>
-        <w:t>.</w:t>
-      </w:r>
-      <w:r>
-        <w:rPr>
-          <w:rFonts w:hint="default" w:ascii="Times New Roman" w:hAnsi="Times New Roman" w:eastAsia="monospace" w:cs="Times New Roman"/>
-          <w:color w:val="000000" w:themeColor="text1"/>
-          <w:sz w:val="24"/>
-          <w:szCs w:val="24"/>
-          <w:shd w:val="clear" w:fill="FFFFFF"/>
-          <w14:textFill>
-            <w14:solidFill>
-              <w14:schemeClr w14:val="tx1"/>
-            </w14:solidFill>
-          </w14:textFill>
-        </w:rPr>
-        <w:t xml:space="preserve">manh </w:t>
-      </w:r>
-      <w:r>
-        <w:rPr>
-          <w:rFonts w:hint="default" w:ascii="Times New Roman" w:hAnsi="Times New Roman" w:eastAsia="monospace" w:cs="Times New Roman"/>
-          <w:color w:val="000000" w:themeColor="text1"/>
-          <w:sz w:val="24"/>
-          <w:szCs w:val="24"/>
-          <w:shd w:val="clear" w:fill="FFFFFF"/>
-          <w14:textFill>
-            <w14:solidFill>
-              <w14:schemeClr w14:val="tx1"/>
-            </w14:solidFill>
-          </w14:textFill>
-        </w:rPr>
-        <w:t xml:space="preserve">= </w:t>
-      </w:r>
-      <w:r>
-        <w:rPr>
-          <w:rFonts w:hint="default" w:ascii="Times New Roman" w:hAnsi="Times New Roman" w:eastAsia="monospace" w:cs="Times New Roman"/>
-          <w:color w:val="000000" w:themeColor="text1"/>
-          <w:sz w:val="24"/>
-          <w:szCs w:val="24"/>
-          <w:shd w:val="clear" w:fill="FFFFFF"/>
-          <w14:textFill>
-            <w14:solidFill>
-              <w14:schemeClr w14:val="tx1"/>
-            </w14:solidFill>
-          </w14:textFill>
-        </w:rPr>
-        <w:t>c</w:t>
-      </w:r>
-      <w:r>
-        <w:rPr>
-          <w:rFonts w:hint="default" w:ascii="Times New Roman" w:hAnsi="Times New Roman" w:eastAsia="monospace" w:cs="Times New Roman"/>
-          <w:color w:val="000000" w:themeColor="text1"/>
-          <w:sz w:val="24"/>
-          <w:szCs w:val="24"/>
-          <w:shd w:val="clear" w:fill="FFFFFF"/>
-          <w14:textFill>
-            <w14:solidFill>
-              <w14:schemeClr w14:val="tx1"/>
-            </w14:solidFill>
-          </w14:textFill>
-        </w:rPr>
-        <w:t>.</w:t>
-      </w:r>
-      <w:r>
-        <w:rPr>
-          <w:rFonts w:hint="default" w:ascii="Times New Roman" w:hAnsi="Times New Roman" w:eastAsia="monospace" w:cs="Times New Roman"/>
-          <w:color w:val="000000" w:themeColor="text1"/>
-          <w:sz w:val="24"/>
-          <w:szCs w:val="24"/>
-          <w:shd w:val="clear" w:fill="FFFFFF"/>
-          <w14:textFill>
-            <w14:solidFill>
-              <w14:schemeClr w14:val="tx1"/>
-            </w14:solidFill>
-          </w14:textFill>
-        </w:rPr>
-        <w:t>manh</w:t>
-      </w:r>
-      <w:r>
-        <w:rPr>
-          <w:rFonts w:hint="default" w:ascii="Times New Roman" w:hAnsi="Times New Roman" w:eastAsia="monospace" w:cs="Times New Roman"/>
-          <w:color w:val="000000" w:themeColor="text1"/>
-          <w:sz w:val="24"/>
-          <w:szCs w:val="24"/>
-          <w:shd w:val="clear" w:fill="FFFFFF"/>
-          <w14:textFill>
-            <w14:solidFill>
-              <w14:schemeClr w14:val="tx1"/>
-            </w14:solidFill>
-          </w14:textFill>
-        </w:rPr>
-        <w:t>;</w:t>
-      </w:r>
-    </w:p>
-    <w:p>
-      <w:pPr>
-        <w:numPr>
-          <w:numId w:val="0"/>
-        </w:numPr>
-        <w:ind w:leftChars="0"/>
-        <w:rPr>
-          <w:rFonts w:hint="default" w:ascii="Times New Roman" w:hAnsi="Times New Roman" w:cs="Times New Roman"/>
-          <w:color w:val="000000" w:themeColor="text1"/>
-          <w:sz w:val="24"/>
-          <w:szCs w:val="24"/>
-          <w:lang w:val="vi-VN"/>
-          <w14:textFill>
-            <w14:solidFill>
-              <w14:schemeClr w14:val="tx1"/>
-            </w14:solidFill>
-          </w14:textFill>
-        </w:rPr>
-      </w:pPr>
-    </w:p>
-    <w:p>
-      <w:pPr>
-        <w:numPr>
-          <w:numId w:val="0"/>
-        </w:numPr>
-        <w:ind w:leftChars="0"/>
-        <w:rPr>
-          <w:rFonts w:hint="default" w:ascii="Times New Roman" w:hAnsi="Times New Roman" w:cs="Times New Roman"/>
-          <w:color w:val="000000" w:themeColor="text1"/>
-          <w:sz w:val="24"/>
-          <w:szCs w:val="24"/>
-          <w:lang w:val="vi-VN"/>
-          <w14:textFill>
-            <w14:solidFill>
-              <w14:schemeClr w14:val="tx1"/>
-            </w14:solidFill>
-          </w14:textFill>
-        </w:rPr>
-      </w:pPr>
-      <w:r>
-        <w:rPr>
-          <w:rFonts w:hint="default" w:ascii="Times New Roman" w:hAnsi="Times New Roman" w:cs="Times New Roman"/>
-          <w:color w:val="000000" w:themeColor="text1"/>
-          <w:sz w:val="24"/>
-          <w:szCs w:val="24"/>
-          <w14:textFill>
-            <w14:solidFill>
-              <w14:schemeClr w14:val="tx1"/>
-            </w14:solidFill>
-          </w14:textFill>
-        </w:rPr>
+        <w:t>from ngan_hang n join chi_nhanh c on n.manh = c.manh;</w:t>
+      </w:r>
+    </w:p>
+    <w:p>
+      <w:pPr>
+        <w:numPr>
+          <w:ilvl w:val="0"/>
+          <w:numId w:val="0"/>
+        </w:numPr>
+        <w:ind w:leftChars="0"/>
+        <w:rPr>
+          <w:rFonts w:hint="default" w:ascii="Times New Roman" w:hAnsi="Times New Roman" w:cs="Times New Roman"/>
+          <w:color w:val="000000" w:themeColor="text1"/>
+          <w:sz w:val="24"/>
+          <w:szCs w:val="24"/>
+          <w:lang w:val="vi-VN"/>
+          <w14:textFill>
+            <w14:solidFill>
+              <w14:schemeClr w14:val="tx1"/>
+            </w14:solidFill>
+          </w14:textFill>
+        </w:rPr>
+      </w:pPr>
+      <w:r>
         <w:drawing>
           <wp:inline distT="0" distB="0" distL="114300" distR="114300">
-            <wp:extent cx="5267960" cy="2240280"/>
-            <wp:effectExtent l="0" t="0" r="8890" b="7620"/>
-            <wp:docPr id="4" name="Picture 4"/>
+            <wp:extent cx="5272405" cy="4890135"/>
+            <wp:effectExtent l="0" t="0" r="4445" b="5715"/>
+            <wp:docPr id="24" name="Picture 4"/>
             <wp:cNvGraphicFramePr>
               <a:graphicFrameLocks xmlns:a="http://schemas.openxmlformats.org/drawingml/2006/main" noChangeAspect="1"/>
             </wp:cNvGraphicFramePr>
@@ -2507,7 +1038,7 @@
               <a:graphicData uri="http://schemas.openxmlformats.org/drawingml/2006/picture">
                 <pic:pic xmlns:pic="http://schemas.openxmlformats.org/drawingml/2006/picture">
                   <pic:nvPicPr>
-                    <pic:cNvPr id="4" name="Picture 4"/>
+                    <pic:cNvPr id="24" name="Picture 4"/>
                     <pic:cNvPicPr>
                       <a:picLocks noChangeAspect="1"/>
                     </pic:cNvPicPr>
@@ -2521,7 +1052,7 @@
                   <pic:spPr>
                     <a:xfrm>
                       <a:off x="0" y="0"/>
-                      <a:ext cx="5267960" cy="2240280"/>
+                      <a:ext cx="5272405" cy="4890135"/>
                     </a:xfrm>
                     <a:prstGeom prst="rect">
                       <a:avLst/>
@@ -2542,6 +1073,27 @@
       <w:pPr>
         <w:numPr>
           <w:ilvl w:val="0"/>
+          <w:numId w:val="0"/>
+        </w:numPr>
+        <w:ind w:leftChars="0"/>
+        <w:rPr>
+          <w:rFonts w:hint="default" w:ascii="Times New Roman" w:hAnsi="Times New Roman" w:cs="Times New Roman"/>
+          <w:color w:val="000000" w:themeColor="text1"/>
+          <w:sz w:val="24"/>
+          <w:szCs w:val="24"/>
+          <w:lang w:val="vi-VN"/>
+          <w14:textFill>
+            <w14:solidFill>
+              <w14:schemeClr w14:val="tx1"/>
+            </w14:solidFill>
+          </w14:textFill>
+        </w:rPr>
+      </w:pPr>
+    </w:p>
+    <w:p>
+      <w:pPr>
+        <w:numPr>
+          <w:ilvl w:val="0"/>
           <w:numId w:val="1"/>
         </w:numPr>
         <w:ind w:left="425" w:leftChars="0" w:hanging="425" w:firstLineChars="0"/>
@@ -2577,6 +1129,7 @@
     <w:p>
       <w:pPr>
         <w:numPr>
+          <w:ilvl w:val="0"/>
           <w:numId w:val="0"/>
         </w:numPr>
         <w:ind w:leftChars="0"/>
@@ -2612,33 +1165,29 @@
     <w:p>
       <w:pPr>
         <w:numPr>
-          <w:numId w:val="0"/>
-        </w:numPr>
-        <w:ind w:leftChars="0"/>
-        <w:rPr>
-          <w:rFonts w:hint="default" w:ascii="Times New Roman" w:hAnsi="Times New Roman" w:cs="Times New Roman"/>
-          <w:color w:val="000000" w:themeColor="text1"/>
-          <w:sz w:val="24"/>
-          <w:szCs w:val="24"/>
-          <w:lang w:val="vi-VN"/>
-          <w14:textFill>
-            <w14:solidFill>
-              <w14:schemeClr w14:val="tx1"/>
-            </w14:solidFill>
-          </w14:textFill>
-        </w:rPr>
-      </w:pPr>
-      <w:r>
-        <w:rPr>
-          <w:rFonts w:hint="default" w:ascii="Times New Roman" w:hAnsi="Times New Roman" w:cs="Times New Roman"/>
-          <w:sz w:val="24"/>
-          <w:szCs w:val="24"/>
-        </w:rPr>
+          <w:ilvl w:val="0"/>
+          <w:numId w:val="0"/>
+        </w:numPr>
+        <w:ind w:leftChars="0"/>
+        <w:rPr>
+          <w:rFonts w:hint="default" w:ascii="Times New Roman" w:hAnsi="Times New Roman" w:cs="Times New Roman"/>
+          <w:color w:val="000000" w:themeColor="text1"/>
+          <w:sz w:val="24"/>
+          <w:szCs w:val="24"/>
+          <w:lang w:val="vi-VN"/>
+          <w14:textFill>
+            <w14:solidFill>
+              <w14:schemeClr w14:val="tx1"/>
+            </w14:solidFill>
+          </w14:textFill>
+        </w:rPr>
+      </w:pPr>
+      <w:r>
         <w:drawing>
           <wp:inline distT="0" distB="0" distL="114300" distR="114300">
-            <wp:extent cx="5267960" cy="2115185"/>
-            <wp:effectExtent l="0" t="0" r="8890" b="18415"/>
-            <wp:docPr id="5" name="Picture 5"/>
+            <wp:extent cx="5272405" cy="2700020"/>
+            <wp:effectExtent l="0" t="0" r="4445" b="5080"/>
+            <wp:docPr id="25" name="Picture 5"/>
             <wp:cNvGraphicFramePr>
               <a:graphicFrameLocks xmlns:a="http://schemas.openxmlformats.org/drawingml/2006/main" noChangeAspect="1"/>
             </wp:cNvGraphicFramePr>
@@ -2646,7 +1195,7 @@
               <a:graphicData uri="http://schemas.openxmlformats.org/drawingml/2006/picture">
                 <pic:pic xmlns:pic="http://schemas.openxmlformats.org/drawingml/2006/picture">
                   <pic:nvPicPr>
-                    <pic:cNvPr id="5" name="Picture 5"/>
+                    <pic:cNvPr id="25" name="Picture 5"/>
                     <pic:cNvPicPr>
                       <a:picLocks noChangeAspect="1"/>
                     </pic:cNvPicPr>
@@ -2660,7 +1209,7 @@
                   <pic:spPr>
                     <a:xfrm>
                       <a:off x="0" y="0"/>
-                      <a:ext cx="5267960" cy="2115185"/>
+                      <a:ext cx="5272405" cy="2700020"/>
                     </a:xfrm>
                     <a:prstGeom prst="rect">
                       <a:avLst/>
@@ -2716,6 +1265,7 @@
     <w:p>
       <w:pPr>
         <w:numPr>
+          <w:ilvl w:val="0"/>
           <w:numId w:val="0"/>
         </w:numPr>
         <w:ind w:leftChars="0"/>
@@ -2751,33 +1301,29 @@
     <w:p>
       <w:pPr>
         <w:numPr>
-          <w:numId w:val="0"/>
-        </w:numPr>
-        <w:ind w:leftChars="0"/>
-        <w:rPr>
-          <w:rFonts w:hint="default" w:ascii="Times New Roman" w:hAnsi="Times New Roman" w:cs="Times New Roman"/>
-          <w:color w:val="000000" w:themeColor="text1"/>
-          <w:sz w:val="24"/>
-          <w:szCs w:val="24"/>
-          <w:lang w:val="vi-VN"/>
-          <w14:textFill>
-            <w14:solidFill>
-              <w14:schemeClr w14:val="tx1"/>
-            </w14:solidFill>
-          </w14:textFill>
-        </w:rPr>
-      </w:pPr>
-      <w:r>
-        <w:rPr>
-          <w:rFonts w:hint="default" w:ascii="Times New Roman" w:hAnsi="Times New Roman" w:cs="Times New Roman"/>
-          <w:sz w:val="24"/>
-          <w:szCs w:val="24"/>
-        </w:rPr>
+          <w:ilvl w:val="0"/>
+          <w:numId w:val="0"/>
+        </w:numPr>
+        <w:ind w:leftChars="0"/>
+        <w:rPr>
+          <w:rFonts w:hint="default" w:ascii="Times New Roman" w:hAnsi="Times New Roman" w:cs="Times New Roman"/>
+          <w:color w:val="000000" w:themeColor="text1"/>
+          <w:sz w:val="24"/>
+          <w:szCs w:val="24"/>
+          <w:lang w:val="vi-VN"/>
+          <w14:textFill>
+            <w14:solidFill>
+              <w14:schemeClr w14:val="tx1"/>
+            </w14:solidFill>
+          </w14:textFill>
+        </w:rPr>
+      </w:pPr>
+      <w:r>
         <w:drawing>
           <wp:inline distT="0" distB="0" distL="114300" distR="114300">
-            <wp:extent cx="5269230" cy="2364740"/>
-            <wp:effectExtent l="0" t="0" r="7620" b="16510"/>
-            <wp:docPr id="6" name="Picture 6"/>
+            <wp:extent cx="5271770" cy="2444750"/>
+            <wp:effectExtent l="0" t="0" r="5080" b="12700"/>
+            <wp:docPr id="26" name="Picture 6"/>
             <wp:cNvGraphicFramePr>
               <a:graphicFrameLocks xmlns:a="http://schemas.openxmlformats.org/drawingml/2006/main" noChangeAspect="1"/>
             </wp:cNvGraphicFramePr>
@@ -2785,7 +1331,7 @@
               <a:graphicData uri="http://schemas.openxmlformats.org/drawingml/2006/picture">
                 <pic:pic xmlns:pic="http://schemas.openxmlformats.org/drawingml/2006/picture">
                   <pic:nvPicPr>
-                    <pic:cNvPr id="6" name="Picture 6"/>
+                    <pic:cNvPr id="26" name="Picture 6"/>
                     <pic:cNvPicPr>
                       <a:picLocks noChangeAspect="1"/>
                     </pic:cNvPicPr>
@@ -2799,7 +1345,7 @@
                   <pic:spPr>
                     <a:xfrm>
                       <a:off x="0" y="0"/>
-                      <a:ext cx="5269230" cy="2364740"/>
+                      <a:ext cx="5271770" cy="2444750"/>
                     </a:xfrm>
                     <a:prstGeom prst="rect">
                       <a:avLst/>
@@ -2855,6 +1401,7 @@
     <w:p>
       <w:pPr>
         <w:numPr>
+          <w:ilvl w:val="0"/>
           <w:numId w:val="0"/>
         </w:numPr>
         <w:ind w:leftChars="0"/>
@@ -2890,33 +1437,29 @@
     <w:p>
       <w:pPr>
         <w:numPr>
-          <w:numId w:val="0"/>
-        </w:numPr>
-        <w:ind w:leftChars="0"/>
-        <w:rPr>
-          <w:rFonts w:hint="default" w:ascii="Times New Roman" w:hAnsi="Times New Roman" w:cs="Times New Roman"/>
-          <w:color w:val="000000" w:themeColor="text1"/>
-          <w:sz w:val="24"/>
-          <w:szCs w:val="24"/>
-          <w:lang w:val="vi-VN"/>
-          <w14:textFill>
-            <w14:solidFill>
-              <w14:schemeClr w14:val="tx1"/>
-            </w14:solidFill>
-          </w14:textFill>
-        </w:rPr>
-      </w:pPr>
-      <w:r>
-        <w:rPr>
-          <w:rFonts w:hint="default" w:ascii="Times New Roman" w:hAnsi="Times New Roman" w:cs="Times New Roman"/>
-          <w:sz w:val="24"/>
-          <w:szCs w:val="24"/>
-        </w:rPr>
+          <w:ilvl w:val="0"/>
+          <w:numId w:val="0"/>
+        </w:numPr>
+        <w:ind w:leftChars="0"/>
+        <w:rPr>
+          <w:rFonts w:hint="default" w:ascii="Times New Roman" w:hAnsi="Times New Roman" w:cs="Times New Roman"/>
+          <w:color w:val="000000" w:themeColor="text1"/>
+          <w:sz w:val="24"/>
+          <w:szCs w:val="24"/>
+          <w:lang w:val="vi-VN"/>
+          <w14:textFill>
+            <w14:solidFill>
+              <w14:schemeClr w14:val="tx1"/>
+            </w14:solidFill>
+          </w14:textFill>
+        </w:rPr>
+      </w:pPr>
+      <w:r>
         <w:drawing>
           <wp:inline distT="0" distB="0" distL="114300" distR="114300">
-            <wp:extent cx="5272405" cy="3579495"/>
-            <wp:effectExtent l="0" t="0" r="4445" b="1905"/>
-            <wp:docPr id="7" name="Picture 7"/>
+            <wp:extent cx="5269865" cy="2174875"/>
+            <wp:effectExtent l="0" t="0" r="6985" b="15875"/>
+            <wp:docPr id="27" name="Picture 7"/>
             <wp:cNvGraphicFramePr>
               <a:graphicFrameLocks xmlns:a="http://schemas.openxmlformats.org/drawingml/2006/main" noChangeAspect="1"/>
             </wp:cNvGraphicFramePr>
@@ -2924,7 +1467,7 @@
               <a:graphicData uri="http://schemas.openxmlformats.org/drawingml/2006/picture">
                 <pic:pic xmlns:pic="http://schemas.openxmlformats.org/drawingml/2006/picture">
                   <pic:nvPicPr>
-                    <pic:cNvPr id="7" name="Picture 7"/>
+                    <pic:cNvPr id="27" name="Picture 7"/>
                     <pic:cNvPicPr>
                       <a:picLocks noChangeAspect="1"/>
                     </pic:cNvPicPr>
@@ -2938,7 +1481,7 @@
                   <pic:spPr>
                     <a:xfrm>
                       <a:off x="0" y="0"/>
-                      <a:ext cx="5272405" cy="3579495"/>
+                      <a:ext cx="5269865" cy="2174875"/>
                     </a:xfrm>
                     <a:prstGeom prst="rect">
                       <a:avLst/>
@@ -3038,16 +1581,11 @@
         </w:rPr>
       </w:pPr>
       <w:r>
-        <w:rPr>
-          <w:rFonts w:hint="default" w:ascii="Times New Roman" w:hAnsi="Times New Roman" w:cs="Times New Roman"/>
-          <w:sz w:val="24"/>
-          <w:szCs w:val="24"/>
-        </w:rPr>
         <w:drawing>
           <wp:inline distT="0" distB="0" distL="114300" distR="114300">
-            <wp:extent cx="5273675" cy="3079115"/>
-            <wp:effectExtent l="0" t="0" r="3175" b="6985"/>
-            <wp:docPr id="8" name="Picture 8"/>
+            <wp:extent cx="5268595" cy="2534920"/>
+            <wp:effectExtent l="0" t="0" r="8255" b="17780"/>
+            <wp:docPr id="28" name="Picture 8"/>
             <wp:cNvGraphicFramePr>
               <a:graphicFrameLocks xmlns:a="http://schemas.openxmlformats.org/drawingml/2006/main" noChangeAspect="1"/>
             </wp:cNvGraphicFramePr>
@@ -3055,7 +1593,7 @@
               <a:graphicData uri="http://schemas.openxmlformats.org/drawingml/2006/picture">
                 <pic:pic xmlns:pic="http://schemas.openxmlformats.org/drawingml/2006/picture">
                   <pic:nvPicPr>
-                    <pic:cNvPr id="8" name="Picture 8"/>
+                    <pic:cNvPr id="28" name="Picture 8"/>
                     <pic:cNvPicPr>
                       <a:picLocks noChangeAspect="1"/>
                     </pic:cNvPicPr>
@@ -3069,7 +1607,7 @@
                   <pic:spPr>
                     <a:xfrm>
                       <a:off x="0" y="0"/>
-                      <a:ext cx="5273675" cy="3079115"/>
+                      <a:ext cx="5268595" cy="2534920"/>
                     </a:xfrm>
                     <a:prstGeom prst="rect">
                       <a:avLst/>
@@ -3125,6 +1663,7 @@
     <w:p>
       <w:pPr>
         <w:numPr>
+          <w:ilvl w:val="0"/>
           <w:numId w:val="0"/>
         </w:numPr>
         <w:ind w:leftChars="0"/>
@@ -3160,6 +1699,7 @@
     <w:p>
       <w:pPr>
         <w:numPr>
+          <w:ilvl w:val="0"/>
           <w:numId w:val="0"/>
         </w:numPr>
         <w:ind w:leftChars="0"/>
@@ -3195,33 +1735,29 @@
     <w:p>
       <w:pPr>
         <w:numPr>
-          <w:numId w:val="0"/>
-        </w:numPr>
-        <w:ind w:leftChars="0"/>
-        <w:rPr>
-          <w:rFonts w:hint="default" w:ascii="Times New Roman" w:hAnsi="Times New Roman" w:cs="Times New Roman"/>
-          <w:color w:val="000000" w:themeColor="text1"/>
-          <w:sz w:val="24"/>
-          <w:szCs w:val="24"/>
-          <w:lang w:val="vi-VN"/>
-          <w14:textFill>
-            <w14:solidFill>
-              <w14:schemeClr w14:val="tx1"/>
-            </w14:solidFill>
-          </w14:textFill>
-        </w:rPr>
-      </w:pPr>
-      <w:r>
-        <w:rPr>
-          <w:rFonts w:hint="default" w:ascii="Times New Roman" w:hAnsi="Times New Roman" w:cs="Times New Roman"/>
-          <w:sz w:val="24"/>
-          <w:szCs w:val="24"/>
-        </w:rPr>
+          <w:ilvl w:val="0"/>
+          <w:numId w:val="0"/>
+        </w:numPr>
+        <w:ind w:leftChars="0"/>
+        <w:rPr>
+          <w:rFonts w:hint="default" w:ascii="Times New Roman" w:hAnsi="Times New Roman" w:cs="Times New Roman"/>
+          <w:color w:val="000000" w:themeColor="text1"/>
+          <w:sz w:val="24"/>
+          <w:szCs w:val="24"/>
+          <w:lang w:val="vi-VN"/>
+          <w14:textFill>
+            <w14:solidFill>
+              <w14:schemeClr w14:val="tx1"/>
+            </w14:solidFill>
+          </w14:textFill>
+        </w:rPr>
+      </w:pPr>
+      <w:r>
         <w:drawing>
           <wp:inline distT="0" distB="0" distL="114300" distR="114300">
-            <wp:extent cx="5271135" cy="2326005"/>
-            <wp:effectExtent l="0" t="0" r="5715" b="17145"/>
-            <wp:docPr id="9" name="Picture 9"/>
+            <wp:extent cx="5269230" cy="2818765"/>
+            <wp:effectExtent l="0" t="0" r="7620" b="635"/>
+            <wp:docPr id="29" name="Picture 9"/>
             <wp:cNvGraphicFramePr>
               <a:graphicFrameLocks xmlns:a="http://schemas.openxmlformats.org/drawingml/2006/main" noChangeAspect="1"/>
             </wp:cNvGraphicFramePr>
@@ -3229,7 +1765,7 @@
               <a:graphicData uri="http://schemas.openxmlformats.org/drawingml/2006/picture">
                 <pic:pic xmlns:pic="http://schemas.openxmlformats.org/drawingml/2006/picture">
                   <pic:nvPicPr>
-                    <pic:cNvPr id="9" name="Picture 9"/>
+                    <pic:cNvPr id="29" name="Picture 9"/>
                     <pic:cNvPicPr>
                       <a:picLocks noChangeAspect="1"/>
                     </pic:cNvPicPr>
@@ -3243,7 +1779,7 @@
                   <pic:spPr>
                     <a:xfrm>
                       <a:off x="0" y="0"/>
-                      <a:ext cx="5271135" cy="2326005"/>
+                      <a:ext cx="5269230" cy="2818765"/>
                     </a:xfrm>
                     <a:prstGeom prst="rect">
                       <a:avLst/>
@@ -3299,6 +1835,7 @@
     <w:p>
       <w:pPr>
         <w:numPr>
+          <w:ilvl w:val="0"/>
           <w:numId w:val="0"/>
         </w:numPr>
         <w:ind w:leftChars="0"/>
@@ -3334,6 +1871,7 @@
     <w:p>
       <w:pPr>
         <w:numPr>
+          <w:ilvl w:val="0"/>
           <w:numId w:val="0"/>
         </w:numPr>
         <w:ind w:leftChars="0"/>
@@ -3369,6 +1907,7 @@
     <w:p>
       <w:pPr>
         <w:numPr>
+          <w:ilvl w:val="0"/>
           <w:numId w:val="0"/>
         </w:numPr>
         <w:ind w:leftChars="0"/>
@@ -3404,6 +1943,7 @@
     <w:p>
       <w:pPr>
         <w:numPr>
+          <w:ilvl w:val="0"/>
           <w:numId w:val="0"/>
         </w:numPr>
         <w:ind w:leftChars="0"/>
@@ -3439,73 +1979,29 @@
     <w:p>
       <w:pPr>
         <w:numPr>
-          <w:numId w:val="0"/>
-        </w:numPr>
-        <w:ind w:leftChars="0"/>
-        <w:rPr>
-          <w:rFonts w:hint="default" w:ascii="Times New Roman" w:hAnsi="Times New Roman" w:cs="Times New Roman"/>
-          <w:color w:val="000000" w:themeColor="text1"/>
-          <w:sz w:val="24"/>
-          <w:szCs w:val="24"/>
-          <w:lang w:val="vi-VN"/>
-          <w14:textFill>
-            <w14:solidFill>
-              <w14:schemeClr w14:val="tx1"/>
-            </w14:solidFill>
-          </w14:textFill>
-        </w:rPr>
-      </w:pPr>
-    </w:p>
-    <w:p>
-      <w:pPr>
-        <w:numPr>
-          <w:numId w:val="0"/>
-        </w:numPr>
-        <w:ind w:leftChars="0"/>
-        <w:rPr>
-          <w:rFonts w:hint="default" w:ascii="Times New Roman" w:hAnsi="Times New Roman" w:cs="Times New Roman"/>
-          <w:color w:val="000000" w:themeColor="text1"/>
-          <w:sz w:val="24"/>
-          <w:szCs w:val="24"/>
-          <w:lang w:val="vi-VN"/>
-          <w14:textFill>
-            <w14:solidFill>
-              <w14:schemeClr w14:val="tx1"/>
-            </w14:solidFill>
-          </w14:textFill>
-        </w:rPr>
-      </w:pPr>
-    </w:p>
-    <w:p>
-      <w:pPr>
-        <w:numPr>
-          <w:numId w:val="0"/>
-        </w:numPr>
-        <w:ind w:leftChars="0"/>
-        <w:rPr>
-          <w:rFonts w:hint="default" w:ascii="Times New Roman" w:hAnsi="Times New Roman" w:cs="Times New Roman"/>
-          <w:color w:val="000000" w:themeColor="text1"/>
-          <w:sz w:val="24"/>
-          <w:szCs w:val="24"/>
-          <w:lang w:val="vi-VN"/>
-          <w14:textFill>
-            <w14:solidFill>
-              <w14:schemeClr w14:val="tx1"/>
-            </w14:solidFill>
-          </w14:textFill>
-        </w:rPr>
-      </w:pPr>
-      <w:r>
-        <w:rPr>
-          <w:rFonts w:hint="default" w:ascii="Times New Roman" w:hAnsi="Times New Roman" w:cs="Times New Roman"/>
-          <w:sz w:val="24"/>
-          <w:szCs w:val="24"/>
-        </w:rPr>
+          <w:ilvl w:val="0"/>
+          <w:numId w:val="0"/>
+        </w:numPr>
+        <w:ind w:leftChars="0"/>
+        <w:rPr>
+          <w:rFonts w:hint="default" w:ascii="Times New Roman" w:hAnsi="Times New Roman" w:cs="Times New Roman"/>
+          <w:color w:val="000000" w:themeColor="text1"/>
+          <w:sz w:val="24"/>
+          <w:szCs w:val="24"/>
+          <w:lang w:val="vi-VN"/>
+          <w14:textFill>
+            <w14:solidFill>
+              <w14:schemeClr w14:val="tx1"/>
+            </w14:solidFill>
+          </w14:textFill>
+        </w:rPr>
+      </w:pPr>
+      <w:r>
         <w:drawing>
           <wp:inline distT="0" distB="0" distL="114300" distR="114300">
-            <wp:extent cx="5269865" cy="2743835"/>
-            <wp:effectExtent l="0" t="0" r="6985" b="18415"/>
-            <wp:docPr id="10" name="Picture 10"/>
+            <wp:extent cx="5274310" cy="5558790"/>
+            <wp:effectExtent l="0" t="0" r="2540" b="3810"/>
+            <wp:docPr id="30" name="Picture 10"/>
             <wp:cNvGraphicFramePr>
               <a:graphicFrameLocks xmlns:a="http://schemas.openxmlformats.org/drawingml/2006/main" noChangeAspect="1"/>
             </wp:cNvGraphicFramePr>
@@ -3513,7 +2009,7 @@
               <a:graphicData uri="http://schemas.openxmlformats.org/drawingml/2006/picture">
                 <pic:pic xmlns:pic="http://schemas.openxmlformats.org/drawingml/2006/picture">
                   <pic:nvPicPr>
-                    <pic:cNvPr id="10" name="Picture 10"/>
+                    <pic:cNvPr id="30" name="Picture 10"/>
                     <pic:cNvPicPr>
                       <a:picLocks noChangeAspect="1"/>
                     </pic:cNvPicPr>
@@ -3527,7 +2023,7 @@
                   <pic:spPr>
                     <a:xfrm>
                       <a:off x="0" y="0"/>
-                      <a:ext cx="5269865" cy="2743835"/>
+                      <a:ext cx="5274310" cy="5558790"/>
                     </a:xfrm>
                     <a:prstGeom prst="rect">
                       <a:avLst/>
@@ -3547,6 +2043,28 @@
     <w:p>
       <w:pPr>
         <w:numPr>
+          <w:ilvl w:val="0"/>
+          <w:numId w:val="0"/>
+        </w:numPr>
+        <w:ind w:leftChars="0"/>
+        <w:rPr>
+          <w:rFonts w:hint="default" w:ascii="Times New Roman" w:hAnsi="Times New Roman" w:cs="Times New Roman"/>
+          <w:color w:val="000000" w:themeColor="text1"/>
+          <w:sz w:val="24"/>
+          <w:szCs w:val="24"/>
+          <w:lang w:val="vi-VN"/>
+          <w14:textFill>
+            <w14:solidFill>
+              <w14:schemeClr w14:val="tx1"/>
+            </w14:solidFill>
+          </w14:textFill>
+        </w:rPr>
+      </w:pPr>
+    </w:p>
+    <w:p>
+      <w:pPr>
+        <w:numPr>
+          <w:ilvl w:val="0"/>
           <w:numId w:val="0"/>
         </w:numPr>
         <w:ind w:leftChars="0"/>
@@ -3603,6 +2121,7 @@
     <w:p>
       <w:pPr>
         <w:numPr>
+          <w:ilvl w:val="0"/>
           <w:numId w:val="0"/>
         </w:numPr>
         <w:ind w:leftChars="0"/>
@@ -3638,6 +2157,7 @@
     <w:p>
       <w:pPr>
         <w:numPr>
+          <w:ilvl w:val="0"/>
           <w:numId w:val="0"/>
         </w:numPr>
         <w:ind w:leftChars="0"/>
@@ -3673,6 +2193,7 @@
     <w:p>
       <w:pPr>
         <w:numPr>
+          <w:ilvl w:val="0"/>
           <w:numId w:val="0"/>
         </w:numPr>
         <w:ind w:leftChars="0"/>
@@ -3708,6 +2229,7 @@
     <w:p>
       <w:pPr>
         <w:numPr>
+          <w:ilvl w:val="0"/>
           <w:numId w:val="0"/>
         </w:numPr>
         <w:ind w:leftChars="0"/>
@@ -3743,33 +2265,29 @@
     <w:p>
       <w:pPr>
         <w:numPr>
-          <w:numId w:val="0"/>
-        </w:numPr>
-        <w:ind w:leftChars="0"/>
-        <w:rPr>
-          <w:rFonts w:hint="default" w:ascii="Times New Roman" w:hAnsi="Times New Roman" w:cs="Times New Roman"/>
-          <w:color w:val="000000" w:themeColor="text1"/>
-          <w:sz w:val="24"/>
-          <w:szCs w:val="24"/>
-          <w:lang w:val="vi-VN"/>
-          <w14:textFill>
-            <w14:solidFill>
-              <w14:schemeClr w14:val="tx1"/>
-            </w14:solidFill>
-          </w14:textFill>
-        </w:rPr>
-      </w:pPr>
-      <w:r>
-        <w:rPr>
-          <w:rFonts w:hint="default" w:ascii="Times New Roman" w:hAnsi="Times New Roman" w:cs="Times New Roman"/>
-          <w:sz w:val="24"/>
-          <w:szCs w:val="24"/>
-        </w:rPr>
+          <w:ilvl w:val="0"/>
+          <w:numId w:val="0"/>
+        </w:numPr>
+        <w:ind w:leftChars="0"/>
+        <w:rPr>
+          <w:rFonts w:hint="default" w:ascii="Times New Roman" w:hAnsi="Times New Roman" w:cs="Times New Roman"/>
+          <w:color w:val="000000" w:themeColor="text1"/>
+          <w:sz w:val="24"/>
+          <w:szCs w:val="24"/>
+          <w:lang w:val="vi-VN"/>
+          <w14:textFill>
+            <w14:solidFill>
+              <w14:schemeClr w14:val="tx1"/>
+            </w14:solidFill>
+          </w14:textFill>
+        </w:rPr>
+      </w:pPr>
+      <w:r>
         <w:drawing>
           <wp:inline distT="0" distB="0" distL="114300" distR="114300">
-            <wp:extent cx="5272405" cy="1780540"/>
-            <wp:effectExtent l="0" t="0" r="4445" b="10160"/>
-            <wp:docPr id="11" name="Picture 11"/>
+            <wp:extent cx="5266690" cy="2806700"/>
+            <wp:effectExtent l="0" t="0" r="10160" b="12700"/>
+            <wp:docPr id="31" name="Picture 11"/>
             <wp:cNvGraphicFramePr>
               <a:graphicFrameLocks xmlns:a="http://schemas.openxmlformats.org/drawingml/2006/main" noChangeAspect="1"/>
             </wp:cNvGraphicFramePr>
@@ -3777,7 +2295,7 @@
               <a:graphicData uri="http://schemas.openxmlformats.org/drawingml/2006/picture">
                 <pic:pic xmlns:pic="http://schemas.openxmlformats.org/drawingml/2006/picture">
                   <pic:nvPicPr>
-                    <pic:cNvPr id="11" name="Picture 11"/>
+                    <pic:cNvPr id="31" name="Picture 11"/>
                     <pic:cNvPicPr>
                       <a:picLocks noChangeAspect="1"/>
                     </pic:cNvPicPr>
@@ -3791,7 +2309,7 @@
                   <pic:spPr>
                     <a:xfrm>
                       <a:off x="0" y="0"/>
-                      <a:ext cx="5272405" cy="1780540"/>
+                      <a:ext cx="5266690" cy="2806700"/>
                     </a:xfrm>
                     <a:prstGeom prst="rect">
                       <a:avLst/>
@@ -3847,6 +2365,7 @@
     <w:p>
       <w:pPr>
         <w:numPr>
+          <w:ilvl w:val="0"/>
           <w:numId w:val="0"/>
         </w:numPr>
         <w:ind w:leftChars="0"/>
@@ -3882,6 +2401,7 @@
     <w:p>
       <w:pPr>
         <w:numPr>
+          <w:ilvl w:val="0"/>
           <w:numId w:val="0"/>
         </w:numPr>
         <w:ind w:leftChars="0"/>
@@ -3917,6 +2437,7 @@
     <w:p>
       <w:pPr>
         <w:numPr>
+          <w:ilvl w:val="0"/>
           <w:numId w:val="0"/>
         </w:numPr>
         <w:ind w:leftChars="0"/>
@@ -3952,33 +2473,29 @@
     <w:p>
       <w:pPr>
         <w:numPr>
-          <w:numId w:val="0"/>
-        </w:numPr>
-        <w:ind w:leftChars="0"/>
-        <w:rPr>
-          <w:rFonts w:hint="default" w:ascii="Times New Roman" w:hAnsi="Times New Roman" w:cs="Times New Roman"/>
-          <w:color w:val="000000" w:themeColor="text1"/>
-          <w:sz w:val="24"/>
-          <w:szCs w:val="24"/>
-          <w:lang w:val="vi-VN"/>
-          <w14:textFill>
-            <w14:solidFill>
-              <w14:schemeClr w14:val="tx1"/>
-            </w14:solidFill>
-          </w14:textFill>
-        </w:rPr>
-      </w:pPr>
-      <w:r>
-        <w:rPr>
-          <w:rFonts w:hint="default" w:ascii="Times New Roman" w:hAnsi="Times New Roman" w:cs="Times New Roman"/>
-          <w:sz w:val="24"/>
-          <w:szCs w:val="24"/>
-        </w:rPr>
+          <w:ilvl w:val="0"/>
+          <w:numId w:val="0"/>
+        </w:numPr>
+        <w:ind w:leftChars="0"/>
+        <w:rPr>
+          <w:rFonts w:hint="default" w:ascii="Times New Roman" w:hAnsi="Times New Roman" w:cs="Times New Roman"/>
+          <w:color w:val="000000" w:themeColor="text1"/>
+          <w:sz w:val="24"/>
+          <w:szCs w:val="24"/>
+          <w:lang w:val="vi-VN"/>
+          <w14:textFill>
+            <w14:solidFill>
+              <w14:schemeClr w14:val="tx1"/>
+            </w14:solidFill>
+          </w14:textFill>
+        </w:rPr>
+      </w:pPr>
+      <w:r>
         <w:drawing>
           <wp:inline distT="0" distB="0" distL="114300" distR="114300">
-            <wp:extent cx="5270500" cy="4375150"/>
-            <wp:effectExtent l="0" t="0" r="6350" b="6350"/>
-            <wp:docPr id="12" name="Picture 12"/>
+            <wp:extent cx="5273040" cy="4010025"/>
+            <wp:effectExtent l="0" t="0" r="3810" b="9525"/>
+            <wp:docPr id="32" name="Picture 12"/>
             <wp:cNvGraphicFramePr>
               <a:graphicFrameLocks xmlns:a="http://schemas.openxmlformats.org/drawingml/2006/main" noChangeAspect="1"/>
             </wp:cNvGraphicFramePr>
@@ -3986,7 +2503,7 @@
               <a:graphicData uri="http://schemas.openxmlformats.org/drawingml/2006/picture">
                 <pic:pic xmlns:pic="http://schemas.openxmlformats.org/drawingml/2006/picture">
                   <pic:nvPicPr>
-                    <pic:cNvPr id="12" name="Picture 12"/>
+                    <pic:cNvPr id="32" name="Picture 12"/>
                     <pic:cNvPicPr>
                       <a:picLocks noChangeAspect="1"/>
                     </pic:cNvPicPr>
@@ -4000,7 +2517,7 @@
                   <pic:spPr>
                     <a:xfrm>
                       <a:off x="0" y="0"/>
-                      <a:ext cx="5270500" cy="4375150"/>
+                      <a:ext cx="5273040" cy="4010025"/>
                     </a:xfrm>
                     <a:prstGeom prst="rect">
                       <a:avLst/>
@@ -4056,6 +2573,7 @@
     <w:p>
       <w:pPr>
         <w:numPr>
+          <w:ilvl w:val="0"/>
           <w:numId w:val="0"/>
         </w:numPr>
         <w:ind w:leftChars="0"/>
@@ -4091,6 +2609,7 @@
     <w:p>
       <w:pPr>
         <w:numPr>
+          <w:ilvl w:val="0"/>
           <w:numId w:val="0"/>
         </w:numPr>
         <w:ind w:leftChars="0"/>
@@ -4126,6 +2645,7 @@
     <w:p>
       <w:pPr>
         <w:numPr>
+          <w:ilvl w:val="0"/>
           <w:numId w:val="0"/>
         </w:numPr>
         <w:ind w:leftChars="0"/>
@@ -4161,6 +2681,7 @@
     <w:p>
       <w:pPr>
         <w:numPr>
+          <w:ilvl w:val="0"/>
           <w:numId w:val="0"/>
         </w:numPr>
         <w:ind w:leftChars="0"/>
@@ -4196,6 +2717,7 @@
     <w:p>
       <w:pPr>
         <w:numPr>
+          <w:ilvl w:val="0"/>
           <w:numId w:val="0"/>
         </w:numPr>
         <w:ind w:leftChars="0"/>
@@ -4228,16 +2750,11 @@
         <w:t>where lower(n.tennh) like '%cong thuong%' and lower(k.tenkh) like '% thao';</w:t>
       </w:r>
       <w:r>
-        <w:rPr>
-          <w:rFonts w:hint="default" w:ascii="Times New Roman" w:hAnsi="Times New Roman" w:cs="Times New Roman"/>
-          <w:sz w:val="24"/>
-          <w:szCs w:val="24"/>
-        </w:rPr>
         <w:drawing>
           <wp:inline distT="0" distB="0" distL="114300" distR="114300">
-            <wp:extent cx="5269865" cy="2884805"/>
-            <wp:effectExtent l="0" t="0" r="6985" b="10795"/>
-            <wp:docPr id="13" name="Picture 13"/>
+            <wp:extent cx="5274310" cy="2720340"/>
+            <wp:effectExtent l="0" t="0" r="2540" b="3810"/>
+            <wp:docPr id="33" name="Picture 13"/>
             <wp:cNvGraphicFramePr>
               <a:graphicFrameLocks xmlns:a="http://schemas.openxmlformats.org/drawingml/2006/main" noChangeAspect="1"/>
             </wp:cNvGraphicFramePr>
@@ -4245,7 +2762,7 @@
               <a:graphicData uri="http://schemas.openxmlformats.org/drawingml/2006/picture">
                 <pic:pic xmlns:pic="http://schemas.openxmlformats.org/drawingml/2006/picture">
                   <pic:nvPicPr>
-                    <pic:cNvPr id="13" name="Picture 13"/>
+                    <pic:cNvPr id="33" name="Picture 13"/>
                     <pic:cNvPicPr>
                       <a:picLocks noChangeAspect="1"/>
                     </pic:cNvPicPr>
@@ -4259,7 +2776,7 @@
                   <pic:spPr>
                     <a:xfrm>
                       <a:off x="0" y="0"/>
-                      <a:ext cx="5269865" cy="2884805"/>
+                      <a:ext cx="5274310" cy="2720340"/>
                     </a:xfrm>
                     <a:prstGeom prst="rect">
                       <a:avLst/>
@@ -4279,6 +2796,7 @@
     <w:p>
       <w:pPr>
         <w:numPr>
+          <w:ilvl w:val="0"/>
           <w:numId w:val="0"/>
         </w:numPr>
         <w:ind w:leftChars="0"/>
@@ -4335,6 +2853,7 @@
     <w:p>
       <w:pPr>
         <w:numPr>
+          <w:ilvl w:val="0"/>
           <w:numId w:val="0"/>
         </w:numPr>
         <w:ind w:leftChars="0"/>
@@ -4370,6 +2889,7 @@
     <w:p>
       <w:pPr>
         <w:numPr>
+          <w:ilvl w:val="0"/>
           <w:numId w:val="0"/>
         </w:numPr>
         <w:ind w:leftChars="0"/>
@@ -4405,6 +2925,7 @@
     <w:p>
       <w:pPr>
         <w:numPr>
+          <w:ilvl w:val="0"/>
           <w:numId w:val="0"/>
         </w:numPr>
         <w:ind w:leftChars="0"/>
@@ -4440,33 +2961,29 @@
     <w:p>
       <w:pPr>
         <w:numPr>
-          <w:numId w:val="0"/>
-        </w:numPr>
-        <w:ind w:leftChars="0"/>
-        <w:rPr>
-          <w:rFonts w:hint="default" w:ascii="Times New Roman" w:hAnsi="Times New Roman" w:cs="Times New Roman"/>
-          <w:color w:val="000000" w:themeColor="text1"/>
-          <w:sz w:val="24"/>
-          <w:szCs w:val="24"/>
-          <w:lang w:val="vi-VN"/>
-          <w14:textFill>
-            <w14:solidFill>
-              <w14:schemeClr w14:val="tx1"/>
-            </w14:solidFill>
-          </w14:textFill>
-        </w:rPr>
-      </w:pPr>
-      <w:r>
-        <w:rPr>
-          <w:rFonts w:hint="default" w:ascii="Times New Roman" w:hAnsi="Times New Roman" w:cs="Times New Roman"/>
-          <w:sz w:val="24"/>
-          <w:szCs w:val="24"/>
-        </w:rPr>
+          <w:ilvl w:val="0"/>
+          <w:numId w:val="0"/>
+        </w:numPr>
+        <w:ind w:leftChars="0"/>
+        <w:rPr>
+          <w:rFonts w:hint="default" w:ascii="Times New Roman" w:hAnsi="Times New Roman" w:cs="Times New Roman"/>
+          <w:color w:val="000000" w:themeColor="text1"/>
+          <w:sz w:val="24"/>
+          <w:szCs w:val="24"/>
+          <w:lang w:val="vi-VN"/>
+          <w14:textFill>
+            <w14:solidFill>
+              <w14:schemeClr w14:val="tx1"/>
+            </w14:solidFill>
+          </w14:textFill>
+        </w:rPr>
+      </w:pPr>
+      <w:r>
         <w:drawing>
           <wp:inline distT="0" distB="0" distL="114300" distR="114300">
-            <wp:extent cx="4848225" cy="3790950"/>
-            <wp:effectExtent l="0" t="0" r="9525" b="0"/>
-            <wp:docPr id="14" name="Picture 14"/>
+            <wp:extent cx="5272405" cy="3688715"/>
+            <wp:effectExtent l="0" t="0" r="4445" b="6985"/>
+            <wp:docPr id="34" name="Picture 14"/>
             <wp:cNvGraphicFramePr>
               <a:graphicFrameLocks xmlns:a="http://schemas.openxmlformats.org/drawingml/2006/main" noChangeAspect="1"/>
             </wp:cNvGraphicFramePr>
@@ -4474,7 +2991,7 @@
               <a:graphicData uri="http://schemas.openxmlformats.org/drawingml/2006/picture">
                 <pic:pic xmlns:pic="http://schemas.openxmlformats.org/drawingml/2006/picture">
                   <pic:nvPicPr>
-                    <pic:cNvPr id="14" name="Picture 14"/>
+                    <pic:cNvPr id="34" name="Picture 14"/>
                     <pic:cNvPicPr>
                       <a:picLocks noChangeAspect="1"/>
                     </pic:cNvPicPr>
@@ -4488,7 +3005,7 @@
                   <pic:spPr>
                     <a:xfrm>
                       <a:off x="0" y="0"/>
-                      <a:ext cx="4848225" cy="3790950"/>
+                      <a:ext cx="5272405" cy="3688715"/>
                     </a:xfrm>
                     <a:prstGeom prst="rect">
                       <a:avLst/>
@@ -4544,6 +3061,7 @@
     <w:p>
       <w:pPr>
         <w:numPr>
+          <w:ilvl w:val="0"/>
           <w:numId w:val="0"/>
         </w:numPr>
         <w:ind w:leftChars="0"/>
@@ -4579,6 +3097,7 @@
     <w:p>
       <w:pPr>
         <w:numPr>
+          <w:ilvl w:val="0"/>
           <w:numId w:val="0"/>
         </w:numPr>
         <w:ind w:leftChars="0"/>
@@ -4614,33 +3133,29 @@
     <w:p>
       <w:pPr>
         <w:numPr>
-          <w:numId w:val="0"/>
-        </w:numPr>
-        <w:ind w:leftChars="0"/>
-        <w:rPr>
-          <w:rFonts w:hint="default" w:ascii="Times New Roman" w:hAnsi="Times New Roman" w:cs="Times New Roman"/>
-          <w:color w:val="000000" w:themeColor="text1"/>
-          <w:sz w:val="24"/>
-          <w:szCs w:val="24"/>
-          <w:lang w:val="vi-VN"/>
-          <w14:textFill>
-            <w14:solidFill>
-              <w14:schemeClr w14:val="tx1"/>
-            </w14:solidFill>
-          </w14:textFill>
-        </w:rPr>
-      </w:pPr>
-      <w:r>
-        <w:rPr>
-          <w:rFonts w:hint="default" w:ascii="Times New Roman" w:hAnsi="Times New Roman" w:cs="Times New Roman"/>
-          <w:sz w:val="24"/>
-          <w:szCs w:val="24"/>
-        </w:rPr>
+          <w:ilvl w:val="0"/>
+          <w:numId w:val="0"/>
+        </w:numPr>
+        <w:ind w:leftChars="0"/>
+        <w:rPr>
+          <w:rFonts w:hint="default" w:ascii="Times New Roman" w:hAnsi="Times New Roman" w:cs="Times New Roman"/>
+          <w:color w:val="000000" w:themeColor="text1"/>
+          <w:sz w:val="24"/>
+          <w:szCs w:val="24"/>
+          <w:lang w:val="vi-VN"/>
+          <w14:textFill>
+            <w14:solidFill>
+              <w14:schemeClr w14:val="tx1"/>
+            </w14:solidFill>
+          </w14:textFill>
+        </w:rPr>
+      </w:pPr>
+      <w:r>
         <w:drawing>
           <wp:inline distT="0" distB="0" distL="114300" distR="114300">
-            <wp:extent cx="4029075" cy="2762250"/>
+            <wp:extent cx="5191125" cy="3124200"/>
             <wp:effectExtent l="0" t="0" r="9525" b="0"/>
-            <wp:docPr id="15" name="Picture 15"/>
+            <wp:docPr id="35" name="Picture 15"/>
             <wp:cNvGraphicFramePr>
               <a:graphicFrameLocks xmlns:a="http://schemas.openxmlformats.org/drawingml/2006/main" noChangeAspect="1"/>
             </wp:cNvGraphicFramePr>
@@ -4648,7 +3163,7 @@
               <a:graphicData uri="http://schemas.openxmlformats.org/drawingml/2006/picture">
                 <pic:pic xmlns:pic="http://schemas.openxmlformats.org/drawingml/2006/picture">
                   <pic:nvPicPr>
-                    <pic:cNvPr id="15" name="Picture 15"/>
+                    <pic:cNvPr id="35" name="Picture 15"/>
                     <pic:cNvPicPr>
                       <a:picLocks noChangeAspect="1"/>
                     </pic:cNvPicPr>
@@ -4662,7 +3177,7 @@
                   <pic:spPr>
                     <a:xfrm>
                       <a:off x="0" y="0"/>
-                      <a:ext cx="4029075" cy="2762250"/>
+                      <a:ext cx="5191125" cy="3124200"/>
                     </a:xfrm>
                     <a:prstGeom prst="rect">
                       <a:avLst/>
@@ -4718,6 +3233,7 @@
     <w:p>
       <w:pPr>
         <w:numPr>
+          <w:ilvl w:val="0"/>
           <w:numId w:val="0"/>
         </w:numPr>
         <w:ind w:leftChars="0"/>
@@ -4753,6 +3269,7 @@
     <w:p>
       <w:pPr>
         <w:numPr>
+          <w:ilvl w:val="0"/>
           <w:numId w:val="0"/>
         </w:numPr>
         <w:ind w:leftChars="0"/>
@@ -4788,6 +3305,7 @@
     <w:p>
       <w:pPr>
         <w:numPr>
+          <w:ilvl w:val="0"/>
           <w:numId w:val="0"/>
         </w:numPr>
         <w:ind w:leftChars="0"/>
@@ -4823,6 +3341,7 @@
     <w:p>
       <w:pPr>
         <w:numPr>
+          <w:ilvl w:val="0"/>
           <w:numId w:val="0"/>
         </w:numPr>
         <w:ind w:leftChars="0"/>
@@ -4858,6 +3377,7 @@
     <w:p>
       <w:pPr>
         <w:numPr>
+          <w:ilvl w:val="0"/>
           <w:numId w:val="0"/>
         </w:numPr>
         <w:ind w:leftChars="0"/>
@@ -4893,6 +3413,7 @@
     <w:p>
       <w:pPr>
         <w:numPr>
+          <w:ilvl w:val="0"/>
           <w:numId w:val="0"/>
         </w:numPr>
         <w:ind w:leftChars="0"/>
@@ -4928,33 +3449,29 @@
     <w:p>
       <w:pPr>
         <w:numPr>
-          <w:numId w:val="0"/>
-        </w:numPr>
-        <w:ind w:leftChars="0"/>
-        <w:rPr>
-          <w:rFonts w:hint="default" w:ascii="Times New Roman" w:hAnsi="Times New Roman" w:cs="Times New Roman"/>
-          <w:color w:val="000000" w:themeColor="text1"/>
-          <w:sz w:val="24"/>
-          <w:szCs w:val="24"/>
-          <w:lang w:val="vi-VN"/>
-          <w14:textFill>
-            <w14:solidFill>
-              <w14:schemeClr w14:val="tx1"/>
-            </w14:solidFill>
-          </w14:textFill>
-        </w:rPr>
-      </w:pPr>
-      <w:r>
-        <w:rPr>
-          <w:rFonts w:hint="default" w:ascii="Times New Roman" w:hAnsi="Times New Roman" w:cs="Times New Roman"/>
-          <w:sz w:val="24"/>
-          <w:szCs w:val="24"/>
-        </w:rPr>
+          <w:ilvl w:val="0"/>
+          <w:numId w:val="0"/>
+        </w:numPr>
+        <w:ind w:leftChars="0"/>
+        <w:rPr>
+          <w:rFonts w:hint="default" w:ascii="Times New Roman" w:hAnsi="Times New Roman" w:cs="Times New Roman"/>
+          <w:color w:val="000000" w:themeColor="text1"/>
+          <w:sz w:val="24"/>
+          <w:szCs w:val="24"/>
+          <w:lang w:val="vi-VN"/>
+          <w14:textFill>
+            <w14:solidFill>
+              <w14:schemeClr w14:val="tx1"/>
+            </w14:solidFill>
+          </w14:textFill>
+        </w:rPr>
+      </w:pPr>
+      <w:r>
         <w:drawing>
           <wp:inline distT="0" distB="0" distL="114300" distR="114300">
-            <wp:extent cx="5271770" cy="3489325"/>
-            <wp:effectExtent l="0" t="0" r="5080" b="15875"/>
-            <wp:docPr id="16" name="Picture 16"/>
+            <wp:extent cx="5273040" cy="2663190"/>
+            <wp:effectExtent l="0" t="0" r="3810" b="3810"/>
+            <wp:docPr id="36" name="Picture 16"/>
             <wp:cNvGraphicFramePr>
               <a:graphicFrameLocks xmlns:a="http://schemas.openxmlformats.org/drawingml/2006/main" noChangeAspect="1"/>
             </wp:cNvGraphicFramePr>
@@ -4962,7 +3479,7 @@
               <a:graphicData uri="http://schemas.openxmlformats.org/drawingml/2006/picture">
                 <pic:pic xmlns:pic="http://schemas.openxmlformats.org/drawingml/2006/picture">
                   <pic:nvPicPr>
-                    <pic:cNvPr id="16" name="Picture 16"/>
+                    <pic:cNvPr id="36" name="Picture 16"/>
                     <pic:cNvPicPr>
                       <a:picLocks noChangeAspect="1"/>
                     </pic:cNvPicPr>
@@ -4976,7 +3493,7 @@
                   <pic:spPr>
                     <a:xfrm>
                       <a:off x="0" y="0"/>
-                      <a:ext cx="5271770" cy="3489325"/>
+                      <a:ext cx="5273040" cy="2663190"/>
                     </a:xfrm>
                     <a:prstGeom prst="rect">
                       <a:avLst/>
@@ -5032,6 +3549,7 @@
     <w:p>
       <w:pPr>
         <w:numPr>
+          <w:ilvl w:val="0"/>
           <w:numId w:val="0"/>
         </w:numPr>
         <w:ind w:leftChars="0"/>
@@ -5067,6 +3585,7 @@
     <w:p>
       <w:pPr>
         <w:numPr>
+          <w:ilvl w:val="0"/>
           <w:numId w:val="0"/>
         </w:numPr>
         <w:ind w:leftChars="0"/>
@@ -5102,6 +3621,7 @@
     <w:p>
       <w:pPr>
         <w:numPr>
+          <w:ilvl w:val="0"/>
           <w:numId w:val="0"/>
         </w:numPr>
         <w:ind w:leftChars="0"/>
@@ -5137,6 +3657,7 @@
     <w:p>
       <w:pPr>
         <w:numPr>
+          <w:ilvl w:val="0"/>
           <w:numId w:val="0"/>
         </w:numPr>
         <w:ind w:leftChars="0"/>
@@ -5172,6 +3693,7 @@
     <w:p>
       <w:pPr>
         <w:numPr>
+          <w:ilvl w:val="0"/>
           <w:numId w:val="0"/>
         </w:numPr>
         <w:ind w:leftChars="0"/>
@@ -5204,16 +3726,11 @@
         <w:t>where lower(n.tennh) like '%ngoai thuong%' and v.sotienvay &gt; 1200000;</w:t>
       </w:r>
       <w:r>
-        <w:rPr>
-          <w:rFonts w:hint="default" w:ascii="Times New Roman" w:hAnsi="Times New Roman" w:cs="Times New Roman"/>
-          <w:sz w:val="24"/>
-          <w:szCs w:val="24"/>
-        </w:rPr>
         <w:drawing>
           <wp:inline distT="0" distB="0" distL="114300" distR="114300">
-            <wp:extent cx="5271770" cy="1240790"/>
-            <wp:effectExtent l="0" t="0" r="5080" b="16510"/>
-            <wp:docPr id="17" name="Picture 17"/>
+            <wp:extent cx="5269230" cy="2881630"/>
+            <wp:effectExtent l="0" t="0" r="7620" b="13970"/>
+            <wp:docPr id="38" name="Picture 18"/>
             <wp:cNvGraphicFramePr>
               <a:graphicFrameLocks xmlns:a="http://schemas.openxmlformats.org/drawingml/2006/main" noChangeAspect="1"/>
             </wp:cNvGraphicFramePr>
@@ -5221,7 +3738,7 @@
               <a:graphicData uri="http://schemas.openxmlformats.org/drawingml/2006/picture">
                 <pic:pic xmlns:pic="http://schemas.openxmlformats.org/drawingml/2006/picture">
                   <pic:nvPicPr>
-                    <pic:cNvPr id="17" name="Picture 17"/>
+                    <pic:cNvPr id="38" name="Picture 18"/>
                     <pic:cNvPicPr>
                       <a:picLocks noChangeAspect="1"/>
                     </pic:cNvPicPr>
@@ -5235,7 +3752,7 @@
                   <pic:spPr>
                     <a:xfrm>
                       <a:off x="0" y="0"/>
-                      <a:ext cx="5271770" cy="1240790"/>
+                      <a:ext cx="5269230" cy="2881630"/>
                     </a:xfrm>
                     <a:prstGeom prst="rect">
                       <a:avLst/>
@@ -5291,6 +3808,7 @@
     <w:p>
       <w:pPr>
         <w:numPr>
+          <w:ilvl w:val="0"/>
           <w:numId w:val="0"/>
         </w:numPr>
         <w:ind w:leftChars="0"/>
@@ -5326,6 +3844,7 @@
     <w:p>
       <w:pPr>
         <w:numPr>
+          <w:ilvl w:val="0"/>
           <w:numId w:val="0"/>
         </w:numPr>
         <w:ind w:leftChars="0"/>
@@ -5361,33 +3880,29 @@
     <w:p>
       <w:pPr>
         <w:numPr>
-          <w:numId w:val="0"/>
-        </w:numPr>
-        <w:ind w:leftChars="0"/>
-        <w:rPr>
-          <w:rFonts w:hint="default" w:ascii="Times New Roman" w:hAnsi="Times New Roman" w:cs="Times New Roman"/>
-          <w:color w:val="000000" w:themeColor="text1"/>
-          <w:sz w:val="24"/>
-          <w:szCs w:val="24"/>
-          <w:lang w:val="vi-VN"/>
-          <w14:textFill>
-            <w14:solidFill>
-              <w14:schemeClr w14:val="tx1"/>
-            </w14:solidFill>
-          </w14:textFill>
-        </w:rPr>
-      </w:pPr>
-      <w:r>
-        <w:rPr>
-          <w:rFonts w:hint="default" w:ascii="Times New Roman" w:hAnsi="Times New Roman" w:cs="Times New Roman"/>
-          <w:sz w:val="24"/>
-          <w:szCs w:val="24"/>
-        </w:rPr>
+          <w:ilvl w:val="0"/>
+          <w:numId w:val="0"/>
+        </w:numPr>
+        <w:ind w:leftChars="0"/>
+        <w:rPr>
+          <w:rFonts w:hint="default" w:ascii="Times New Roman" w:hAnsi="Times New Roman" w:cs="Times New Roman"/>
+          <w:color w:val="000000" w:themeColor="text1"/>
+          <w:sz w:val="24"/>
+          <w:szCs w:val="24"/>
+          <w:lang w:val="vi-VN"/>
+          <w14:textFill>
+            <w14:solidFill>
+              <w14:schemeClr w14:val="tx1"/>
+            </w14:solidFill>
+          </w14:textFill>
+        </w:rPr>
+      </w:pPr>
+      <w:r>
         <w:drawing>
           <wp:inline distT="0" distB="0" distL="114300" distR="114300">
-            <wp:extent cx="3838575" cy="3143250"/>
+            <wp:extent cx="4448175" cy="6172200"/>
             <wp:effectExtent l="0" t="0" r="9525" b="0"/>
-            <wp:docPr id="18" name="Picture 18"/>
+            <wp:docPr id="39" name="Picture 19"/>
             <wp:cNvGraphicFramePr>
               <a:graphicFrameLocks xmlns:a="http://schemas.openxmlformats.org/drawingml/2006/main" noChangeAspect="1"/>
             </wp:cNvGraphicFramePr>
@@ -5395,7 +3910,7 @@
               <a:graphicData uri="http://schemas.openxmlformats.org/drawingml/2006/picture">
                 <pic:pic xmlns:pic="http://schemas.openxmlformats.org/drawingml/2006/picture">
                   <pic:nvPicPr>
-                    <pic:cNvPr id="18" name="Picture 18"/>
+                    <pic:cNvPr id="39" name="Picture 19"/>
                     <pic:cNvPicPr>
                       <a:picLocks noChangeAspect="1"/>
                     </pic:cNvPicPr>
@@ -5409,7 +3924,7 @@
                   <pic:spPr>
                     <a:xfrm>
                       <a:off x="0" y="0"/>
-                      <a:ext cx="3838575" cy="3143250"/>
+                      <a:ext cx="4448175" cy="6172200"/>
                     </a:xfrm>
                     <a:prstGeom prst="rect">
                       <a:avLst/>
@@ -5465,6 +3980,7 @@
     <w:p>
       <w:pPr>
         <w:numPr>
+          <w:ilvl w:val="0"/>
           <w:numId w:val="0"/>
         </w:numPr>
         <w:ind w:leftChars="0"/>
@@ -5500,6 +4016,7 @@
     <w:p>
       <w:pPr>
         <w:numPr>
+          <w:ilvl w:val="0"/>
           <w:numId w:val="0"/>
         </w:numPr>
         <w:ind w:leftChars="0"/>
@@ -5535,6 +4052,7 @@
     <w:p>
       <w:pPr>
         <w:numPr>
+          <w:ilvl w:val="0"/>
           <w:numId w:val="0"/>
         </w:numPr>
         <w:ind w:leftChars="0"/>
@@ -5570,6 +4088,7 @@
     <w:p>
       <w:pPr>
         <w:numPr>
+          <w:ilvl w:val="0"/>
           <w:numId w:val="0"/>
         </w:numPr>
         <w:ind w:leftChars="0"/>
@@ -5605,6 +4124,7 @@
     <w:p>
       <w:pPr>
         <w:numPr>
+          <w:ilvl w:val="0"/>
           <w:numId w:val="0"/>
         </w:numPr>
         <w:ind w:leftChars="0"/>
@@ -5640,33 +4160,29 @@
     <w:p>
       <w:pPr>
         <w:numPr>
-          <w:numId w:val="0"/>
-        </w:numPr>
-        <w:ind w:leftChars="0"/>
-        <w:rPr>
-          <w:rFonts w:hint="default" w:ascii="Times New Roman" w:hAnsi="Times New Roman" w:cs="Times New Roman"/>
-          <w:color w:val="000000" w:themeColor="text1"/>
-          <w:sz w:val="24"/>
-          <w:szCs w:val="24"/>
-          <w:lang w:val="vi-VN"/>
-          <w14:textFill>
-            <w14:solidFill>
-              <w14:schemeClr w14:val="tx1"/>
-            </w14:solidFill>
-          </w14:textFill>
-        </w:rPr>
-      </w:pPr>
-      <w:r>
-        <w:rPr>
-          <w:rFonts w:hint="default" w:ascii="Times New Roman" w:hAnsi="Times New Roman" w:cs="Times New Roman"/>
-          <w:sz w:val="24"/>
-          <w:szCs w:val="24"/>
-        </w:rPr>
+          <w:ilvl w:val="0"/>
+          <w:numId w:val="0"/>
+        </w:numPr>
+        <w:ind w:leftChars="0"/>
+        <w:rPr>
+          <w:rFonts w:hint="default" w:ascii="Times New Roman" w:hAnsi="Times New Roman" w:cs="Times New Roman"/>
+          <w:color w:val="000000" w:themeColor="text1"/>
+          <w:sz w:val="24"/>
+          <w:szCs w:val="24"/>
+          <w:lang w:val="vi-VN"/>
+          <w14:textFill>
+            <w14:solidFill>
+              <w14:schemeClr w14:val="tx1"/>
+            </w14:solidFill>
+          </w14:textFill>
+        </w:rPr>
+      </w:pPr>
+      <w:r>
         <w:drawing>
           <wp:inline distT="0" distB="0" distL="114300" distR="114300">
-            <wp:extent cx="5272405" cy="3412490"/>
-            <wp:effectExtent l="0" t="0" r="4445" b="16510"/>
-            <wp:docPr id="19" name="Picture 19"/>
+            <wp:extent cx="5270500" cy="2830830"/>
+            <wp:effectExtent l="0" t="0" r="6350" b="7620"/>
+            <wp:docPr id="40" name="Picture 20"/>
             <wp:cNvGraphicFramePr>
               <a:graphicFrameLocks xmlns:a="http://schemas.openxmlformats.org/drawingml/2006/main" noChangeAspect="1"/>
             </wp:cNvGraphicFramePr>
@@ -5674,7 +4190,7 @@
               <a:graphicData uri="http://schemas.openxmlformats.org/drawingml/2006/picture">
                 <pic:pic xmlns:pic="http://schemas.openxmlformats.org/drawingml/2006/picture">
                   <pic:nvPicPr>
-                    <pic:cNvPr id="19" name="Picture 19"/>
+                    <pic:cNvPr id="40" name="Picture 20"/>
                     <pic:cNvPicPr>
                       <a:picLocks noChangeAspect="1"/>
                     </pic:cNvPicPr>
@@ -5688,7 +4204,7 @@
                   <pic:spPr>
                     <a:xfrm>
                       <a:off x="0" y="0"/>
-                      <a:ext cx="5272405" cy="3412490"/>
+                      <a:ext cx="5270500" cy="2830830"/>
                     </a:xfrm>
                     <a:prstGeom prst="rect">
                       <a:avLst/>
@@ -5744,6 +4260,7 @@
     <w:p>
       <w:pPr>
         <w:numPr>
+          <w:ilvl w:val="0"/>
           <w:numId w:val="0"/>
         </w:numPr>
         <w:ind w:leftChars="0"/>
@@ -5779,6 +4296,7 @@
     <w:p>
       <w:pPr>
         <w:numPr>
+          <w:ilvl w:val="0"/>
           <w:numId w:val="0"/>
         </w:numPr>
         <w:ind w:leftChars="0"/>
@@ -5814,6 +4332,7 @@
     <w:p>
       <w:pPr>
         <w:numPr>
+          <w:ilvl w:val="0"/>
           <w:numId w:val="0"/>
         </w:numPr>
         <w:ind w:leftChars="0"/>
@@ -5845,10 +4364,13 @@
         </w:rPr>
         <w:t xml:space="preserve">group by k.makh, k.tenkh </w:t>
       </w:r>
-    </w:p>
-    <w:p>
-      <w:pPr>
-        <w:numPr>
+      <w:bookmarkStart w:id="0" w:name="_GoBack"/>
+      <w:bookmarkEnd w:id="0"/>
+    </w:p>
+    <w:p>
+      <w:pPr>
+        <w:numPr>
+          <w:ilvl w:val="0"/>
           <w:numId w:val="0"/>
         </w:numPr>
         <w:ind w:leftChars="0"/>
@@ -5881,16 +4403,11 @@
         <w:t>having sum(v.sotienvay) &gt; 30000000;</w:t>
       </w:r>
       <w:r>
-        <w:rPr>
-          <w:rFonts w:hint="default" w:ascii="Times New Roman" w:hAnsi="Times New Roman" w:cs="Times New Roman"/>
-          <w:sz w:val="24"/>
-          <w:szCs w:val="24"/>
-        </w:rPr>
         <w:drawing>
           <wp:inline distT="0" distB="0" distL="114300" distR="114300">
-            <wp:extent cx="5273040" cy="3247390"/>
-            <wp:effectExtent l="0" t="0" r="3810" b="10160"/>
-            <wp:docPr id="20" name="Picture 20"/>
+            <wp:extent cx="5271135" cy="3443605"/>
+            <wp:effectExtent l="0" t="0" r="5715" b="4445"/>
+            <wp:docPr id="41" name="Picture 21"/>
             <wp:cNvGraphicFramePr>
               <a:graphicFrameLocks xmlns:a="http://schemas.openxmlformats.org/drawingml/2006/main" noChangeAspect="1"/>
             </wp:cNvGraphicFramePr>
@@ -5898,7 +4415,7 @@
               <a:graphicData uri="http://schemas.openxmlformats.org/drawingml/2006/picture">
                 <pic:pic xmlns:pic="http://schemas.openxmlformats.org/drawingml/2006/picture">
                   <pic:nvPicPr>
-                    <pic:cNvPr id="20" name="Picture 20"/>
+                    <pic:cNvPr id="41" name="Picture 21"/>
                     <pic:cNvPicPr>
                       <a:picLocks noChangeAspect="1"/>
                     </pic:cNvPicPr>
@@ -5912,7 +4429,7 @@
                   <pic:spPr>
                     <a:xfrm>
                       <a:off x="0" y="0"/>
-                      <a:ext cx="5273040" cy="3247390"/>
+                      <a:ext cx="5271135" cy="3443605"/>
                     </a:xfrm>
                     <a:prstGeom prst="rect">
                       <a:avLst/>
@@ -5932,6 +4449,7 @@
     <w:p>
       <w:pPr>
         <w:numPr>
+          <w:ilvl w:val="0"/>
           <w:numId w:val="0"/>
         </w:numPr>
         <w:ind w:leftChars="0"/>
